--- a/Resources/TODO.docx
+++ b/Resources/TODO.docx
@@ -12,19 +12,7 @@
     </w:p>
     <w:p>
       <w:r>
-        <w:rPr>
-          <w:b w:val="0"/>
-        </w:rPr>
-        <w:t xml:space="preserve">Last updated: </w:t>
-      </w:r>
-      <w:r>
-        <w:rPr>
-          <w:b/>
-        </w:rPr>
-        <w:t>2026-07-01</w:t>
-      </w:r>
-      <w:r>
-        <w:t xml:space="preserve">   |   Author: Dustin Nguyen — SMASH Research Lab, UF</w:t>
+        <w:t>Last updated: 2026-07-02   |   Author: Dustin Nguyen — SMASH Research Lab, UF</w:t>
       </w:r>
     </w:p>
     <w:p/>
@@ -1247,10 +1235,87 @@
     </w:tbl>
     <w:p>
       <w:pPr>
+        <w:pStyle w:val="Heading2"/>
+      </w:pPr>
+      <w:r>
+        <w:t>5.1  game_clock_state cache never populated</w:t>
+      </w:r>
+    </w:p>
+    <w:p>
+      <w:pPr/>
+      <w:r>
+        <w:t>get_game_clock_state() in app/utils.py is architecturally correct and stamped on every phone_telemetry and engagement_log row at ingest time. However, no Celery task currently populates the uf_football_games_{year} key in Redis. As a result, every event is stamped game_clock_state="pre" (cache miss fallback). This is acceptable during development but must be resolved before the season starts.</w:t>
+      </w:r>
+    </w:p>
+    <w:p>
+      <w:pPr/>
+      <w:r>
+        <w:t>What needs to be built:</w:t>
+      </w:r>
+    </w:p>
+    <w:p>
+      <w:pPr>
+        <w:pStyle w:val="ListBullet"/>
+      </w:pPr>
+      <w:r>
+        <w:t>A new Celery task (e.g. refresh_game_schedule) that fetches the UF football schedule from the CFBD API and writes it to cache.set("uf_football_games_{year}", games_list, timeout=86400)</w:t>
+      </w:r>
+    </w:p>
+    <w:p>
+      <w:pPr>
+        <w:pStyle w:val="ListBullet"/>
+      </w:pPr>
+      <w:r>
+        <w:t>The task should run once daily (Celery Beat) and also be triggerable manually before each game week</w:t>
+      </w:r>
+    </w:p>
+    <w:p>
+      <w:pPr>
+        <w:pStyle w:val="ListBullet"/>
+      </w:pPr>
+      <w:r>
+        <w:t>Each game entry must include a timezone-aware startDate datetime so get_game_clock_state() can compare it against datetime.now(utc)</w:t>
+      </w:r>
+    </w:p>
+    <w:p>
+      <w:pPr>
+        <w:pStyle w:val="ListBullet"/>
+      </w:pPr>
+      <w:r>
+        <w:t>CFBD_API_KEY must be added as a Heroku config var (already imported in utils.py as cfbd)</w:t>
+      </w:r>
+    </w:p>
+    <w:p>
+      <w:pPr/>
+      <w:r>
+        <w:t>Deadline: must be live before the first UF home game (late August 2026). Without it, all game_clock_state values in the research dataset will be "pre" for the entire season.</w:t>
+      </w:r>
+    </w:p>
+    <w:p>
+      <w:pPr/>
+    </w:p>
+    <w:p>
+      <w:pPr>
         <w:pStyle w:val="Heading1"/>
       </w:pPr>
       <w:r>
         <w:t>6  Environment Variables Required (Not Yet Set in Heroku)</w:t>
+      </w:r>
+    </w:p>
+    <w:p>
+      <w:pPr>
+        <w:pStyle w:val="ListBullet"/>
+      </w:pPr>
+      <w:r>
+        <w:t>REDIS_URL — Heroku Redis add-on URL. Required for get_game_clock_state() cache and Celery broker. Without it Django falls back to redis://localhost:6379/0 which does not exist on Heroku web dynos, causing 500 errors on /telemetry/phone/ and /telemetry/engagement/. Verify with: heroku config:get REDIS_URL</w:t>
+      </w:r>
+    </w:p>
+    <w:p>
+      <w:pPr>
+        <w:pStyle w:val="ListBullet"/>
+      </w:pPr>
+      <w:r>
+        <w:t>CFBD_API_KEY — College Football Data API key. Required by the forthcoming refresh_game_schedule task (see 5.1). Not yet needed but should be added before season.</w:t>
       </w:r>
     </w:p>
     <w:tbl>

--- a/Resources/TODO.docx
+++ b/Resources/TODO.docx
@@ -12,7 +12,22 @@
     </w:p>
     <w:p>
       <w:r>
-        <w:t>Last updated: 2026-07-02   |   Author: Dustin Nguyen — SMASH Research Lab, UF</w:t>
+        <w:rPr>
+          <w:b/>
+        </w:rPr>
+        <w:t>Last updated:</w:t>
+      </w:r>
+      <w:r>
+        <w:t xml:space="preserve"> 2026-07-31 </w:t>
+      </w:r>
+      <w:r>
+        <w:rPr>
+          <w:b/>
+        </w:rPr>
+        <w:t>Author:</w:t>
+      </w:r>
+      <w:r>
+        <w:t xml:space="preserve"> Dustin Nguyen — SMASH Research Lab, UF</w:t>
       </w:r>
     </w:p>
     <w:p/>
@@ -21,7 +36,52 @@
         <w:pStyle w:val="Heading1"/>
       </w:pPr>
       <w:r>
-        <w:t>1  Blocked on External Deliverable</w:t>
+        <w:t>Mobile App Gaps (2026-07-31 re-review)</w:t>
+      </w:r>
+    </w:p>
+    <w:p>
+      <w:r>
+        <w:t xml:space="preserve">Sai's real mobile app is now merged into </w:t>
+      </w:r>
+      <w:r>
+        <w:rPr>
+          <w:rFonts w:ascii="Consolas" w:hAnsi="Consolas"/>
+          <w:sz w:val="20"/>
+        </w:rPr>
+        <w:t>main</w:t>
+      </w:r>
+      <w:r>
+        <w:t xml:space="preserve"> (via </w:t>
+      </w:r>
+      <w:r>
+        <w:rPr>
+          <w:rFonts w:ascii="Consolas" w:hAnsi="Consolas"/>
+          <w:sz w:val="20"/>
+        </w:rPr>
+        <w:t>mobile-only-update</w:t>
+      </w:r>
+      <w:r>
+        <w:t xml:space="preserve"> → </w:t>
+      </w:r>
+      <w:r>
+        <w:rPr>
+          <w:rFonts w:ascii="Consolas" w:hAnsi="Consolas"/>
+          <w:sz w:val="20"/>
+        </w:rPr>
+        <w:t>mobile-app-gaps</w:t>
+      </w:r>
+      <w:r>
+        <w:t xml:space="preserve"> → PR #25, 2026-07-30/31). Full writeup: </w:t>
+      </w:r>
+      <w:r>
+        <w:rPr>
+          <w:rFonts w:ascii="Consolas" w:hAnsi="Consolas"/>
+          <w:sz w:val="20"/>
+        </w:rPr>
+        <w:t>docs/sai-handover-review-2026-07-28.md</w:t>
+      </w:r>
+      <w:r>
+        <w:t xml:space="preserve"> (see the "Update — 2026-07-31" section at the top). Ordered by severity:</w:t>
       </w:r>
     </w:p>
     <w:p>
@@ -29,118 +89,515 @@
         <w:pStyle w:val="Heading2"/>
       </w:pPr>
       <w:r>
-        <w:t>1.1  Labfront API Integration</w:t>
+        <w:t>The app does not build</w:t>
       </w:r>
     </w:p>
-    <w:tbl>
-      <w:tblPr>
-        <w:tblStyle w:val="TableGrid"/>
-        <w:tblW w:type="auto" w:w="0"/>
-        <w:tblLook w:firstColumn="1" w:firstRow="1" w:lastColumn="0" w:lastRow="0" w:noHBand="0" w:noVBand="1" w:val="04A0"/>
-      </w:tblPr>
-      <w:tblGrid>
-        <w:gridCol w:w="4320"/>
-        <w:gridCol w:w="4320"/>
-      </w:tblGrid>
-      <w:tr>
-        <w:tc>
-          <w:tcPr>
-            <w:tcW w:type="dxa" w:w="4320"/>
-          </w:tcPr>
-          <w:p>
-            <w:r>
-              <w:rPr>
-                <w:b/>
-              </w:rPr>
-              <w:t>Field</w:t>
-            </w:r>
-          </w:p>
-        </w:tc>
-        <w:tc>
-          <w:tcPr>
-            <w:tcW w:type="dxa" w:w="4320"/>
-          </w:tcPr>
-          <w:p>
-            <w:r>
-              <w:rPr>
-                <w:b/>
-              </w:rPr>
-              <w:t>Detail</w:t>
-            </w:r>
-          </w:p>
-        </w:tc>
-      </w:tr>
-      <w:tr>
-        <w:tc>
-          <w:tcPr>
-            <w:tcW w:type="dxa" w:w="4320"/>
-          </w:tcPr>
-          <w:p>
-            <w:r>
-              <w:t>File</w:t>
-            </w:r>
-          </w:p>
-        </w:tc>
-        <w:tc>
-          <w:tcPr>
-            <w:tcW w:type="dxa" w:w="4320"/>
-          </w:tcPr>
-          <w:p>
-            <w:r>
-              <w:t>app/tasks.py → ingest_wearable_data()</w:t>
-            </w:r>
-          </w:p>
-        </w:tc>
-      </w:tr>
-      <w:tr>
-        <w:tc>
-          <w:tcPr>
-            <w:tcW w:type="dxa" w:w="4320"/>
-          </w:tcPr>
-          <w:p>
-            <w:r>
-              <w:t>Status</w:t>
-            </w:r>
-          </w:p>
-        </w:tc>
-        <w:tc>
-          <w:tcPr>
-            <w:tcW w:type="dxa" w:w="4320"/>
-          </w:tcPr>
-          <w:p>
-            <w:r>
-              <w:t>Stub — logs "not yet implemented"</w:t>
-            </w:r>
-          </w:p>
-        </w:tc>
-      </w:tr>
-      <w:tr>
-        <w:tc>
-          <w:tcPr>
-            <w:tcW w:type="dxa" w:w="4320"/>
-          </w:tcPr>
-          <w:p>
-            <w:r>
-              <w:t>Blocked by</w:t>
-            </w:r>
-          </w:p>
-        </w:tc>
-        <w:tc>
-          <w:tcPr>
-            <w:tcW w:type="dxa" w:w="4320"/>
-          </w:tcPr>
-          <w:p>
-            <w:r>
-              <w:t>Labfront API access and docs (paid add-on — pending contract confirmation with Prof. Chang)</w:t>
-            </w:r>
-          </w:p>
-        </w:tc>
-      </w:tr>
-    </w:tbl>
-    <w:p/>
     <w:p>
       <w:r>
-        <w:t>What is needed from Labfront before implementation:</w:t>
+        <w:rPr>
+          <w:b/>
+        </w:rPr>
+        <w:t>File:</w:t>
+      </w:r>
+      <w:r>
+        <w:t xml:space="preserve"> </w:t>
+      </w:r>
+      <w:r>
+        <w:rPr>
+          <w:rFonts w:ascii="Consolas" w:hAnsi="Consolas"/>
+          <w:sz w:val="20"/>
+        </w:rPr>
+        <w:t>mobile/babel.config.js</w:t>
+      </w:r>
+      <w:r>
+        <w:t xml:space="preserve"> requires </w:t>
+      </w:r>
+      <w:r>
+        <w:rPr>
+          <w:rFonts w:ascii="Consolas" w:hAnsi="Consolas"/>
+          <w:sz w:val="20"/>
+        </w:rPr>
+        <w:t>babel-preset-expo</w:t>
+      </w:r>
+      <w:r>
+        <w:t xml:space="preserve">; </w:t>
+      </w:r>
+      <w:r>
+        <w:rPr>
+          <w:rFonts w:ascii="Consolas" w:hAnsi="Consolas"/>
+          <w:sz w:val="20"/>
+        </w:rPr>
+        <w:t>mobile/package.json</w:t>
+      </w:r>
+      <w:r>
+        <w:t xml:space="preserve"> </w:t>
+      </w:r>
+      <w:r>
+        <w:rPr>
+          <w:rFonts w:ascii="Consolas" w:hAnsi="Consolas"/>
+          <w:sz w:val="20"/>
+        </w:rPr>
+        <w:t>devDependencies</w:t>
+      </w:r>
+      <w:r>
+        <w:t xml:space="preserve"> only lists </w:t>
+      </w:r>
+      <w:r>
+        <w:rPr>
+          <w:rFonts w:ascii="Consolas" w:hAnsi="Consolas"/>
+          <w:sz w:val="20"/>
+        </w:rPr>
+        <w:t>@types/react</w:t>
+      </w:r>
+      <w:r>
+        <w:t xml:space="preserve"> and </w:t>
+      </w:r>
+      <w:r>
+        <w:rPr>
+          <w:rFonts w:ascii="Consolas" w:hAnsi="Consolas"/>
+          <w:sz w:val="20"/>
+        </w:rPr>
+        <w:t>typescript</w:t>
+      </w:r>
+      <w:r>
+        <w:t xml:space="preserve">. </w:t>
+      </w:r>
+      <w:r>
+        <w:rPr>
+          <w:b/>
+        </w:rPr>
+        <w:t>Impact:</w:t>
+      </w:r>
+      <w:r>
+        <w:t xml:space="preserve"> </w:t>
+      </w:r>
+      <w:r>
+        <w:rPr>
+          <w:rFonts w:ascii="Consolas" w:hAnsi="Consolas"/>
+          <w:sz w:val="20"/>
+        </w:rPr>
+        <w:t>npx expo export</w:t>
+      </w:r>
+      <w:r>
+        <w:t xml:space="preserve"> / </w:t>
+      </w:r>
+      <w:r>
+        <w:rPr>
+          <w:rFonts w:ascii="Consolas" w:hAnsi="Consolas"/>
+          <w:sz w:val="20"/>
+        </w:rPr>
+        <w:t>npx expo start</w:t>
+      </w:r>
+      <w:r>
+        <w:t xml:space="preserve"> / any EAS build fails immediately with </w:t>
+      </w:r>
+      <w:r>
+        <w:rPr>
+          <w:rFonts w:ascii="Consolas" w:hAnsi="Consolas"/>
+          <w:sz w:val="20"/>
+        </w:rPr>
+        <w:t>Cannot find module 'babel-preset-expo'</w:t>
+      </w:r>
+      <w:r>
+        <w:t xml:space="preserve">. Nothing else about the mobile app can be verified until this is fixed. </w:t>
+      </w:r>
+      <w:r>
+        <w:rPr>
+          <w:b/>
+        </w:rPr>
+        <w:t>Fix:</w:t>
+      </w:r>
+      <w:r>
+        <w:t xml:space="preserve"> </w:t>
+      </w:r>
+      <w:r>
+        <w:rPr>
+          <w:rFonts w:ascii="Consolas" w:hAnsi="Consolas"/>
+          <w:sz w:val="20"/>
+        </w:rPr>
+        <w:t>npm install --save-dev babel-preset-expo</w:t>
+      </w:r>
+      <w:r>
+        <w:t xml:space="preserve"> in </w:t>
+      </w:r>
+      <w:r>
+        <w:rPr>
+          <w:rFonts w:ascii="Consolas" w:hAnsi="Consolas"/>
+          <w:sz w:val="20"/>
+        </w:rPr>
+        <w:t>mobile/</w:t>
+      </w:r>
+      <w:r>
+        <w:t>.</w:t>
+      </w:r>
+    </w:p>
+    <w:p>
+      <w:pPr>
+        <w:pStyle w:val="Heading2"/>
+      </w:pPr>
+      <w:r>
+        <w:t>No EMA submission anywhere (biggest functional gap)</w:t>
+      </w:r>
+    </w:p>
+    <w:p>
+      <w:r>
+        <w:rPr>
+          <w:b/>
+        </w:rPr>
+        <w:t>File:</w:t>
+      </w:r>
+      <w:r>
+        <w:t xml:space="preserve"> </w:t>
+      </w:r>
+      <w:r>
+        <w:rPr>
+          <w:rFonts w:ascii="Consolas" w:hAnsi="Consolas"/>
+          <w:sz w:val="20"/>
+        </w:rPr>
+        <w:t>mobile/src/screens/ComposeScreen.tsx</w:t>
+      </w:r>
+      <w:r>
+        <w:t xml:space="preserve"> </w:t>
+      </w:r>
+      <w:r>
+        <w:rPr>
+          <w:b/>
+        </w:rPr>
+        <w:t>Status:</w:t>
+      </w:r>
+      <w:r>
+        <w:t xml:space="preserve"> Free-text box with keystroke telemetry only; </w:t>
+      </w:r>
+      <w:r>
+        <w:rPr>
+          <w:rFonts w:ascii="Consolas" w:hAnsi="Consolas"/>
+          <w:sz w:val="20"/>
+        </w:rPr>
+        <w:t>ema.submit()</w:t>
+      </w:r>
+      <w:r>
+        <w:t xml:space="preserve"> is defined in </w:t>
+      </w:r>
+      <w:r>
+        <w:rPr>
+          <w:rFonts w:ascii="Consolas" w:hAnsi="Consolas"/>
+          <w:sz w:val="20"/>
+        </w:rPr>
+        <w:t>mobile/src/api/endpoints.ts</w:t>
+      </w:r>
+      <w:r>
+        <w:t xml:space="preserve"> and never called; no mood/stress/energy input UI exists. </w:t>
+      </w:r>
+      <w:r>
+        <w:rPr>
+          <w:b/>
+        </w:rPr>
+        <w:t>Impact:</w:t>
+      </w:r>
+      <w:r>
+        <w:t xml:space="preserve"> No real EMA data can reach the decision engine at all. </w:t>
+      </w:r>
+      <w:r>
+        <w:rPr>
+          <w:b/>
+        </w:rPr>
+        <w:t>Assigned:</w:t>
+      </w:r>
+      <w:r>
+        <w:t xml:space="preserve"> Shawnick's first task (</w:t>
+      </w:r>
+      <w:r>
+        <w:rPr>
+          <w:rFonts w:ascii="Consolas" w:hAnsi="Consolas"/>
+          <w:sz w:val="20"/>
+        </w:rPr>
+        <w:t>docs/shawnick-onboarding.md</w:t>
+      </w:r>
+      <w:r>
+        <w:t>).</w:t>
+      </w:r>
+    </w:p>
+    <w:p>
+      <w:pPr>
+        <w:pStyle w:val="Heading2"/>
+      </w:pPr>
+      <w:r>
+        <w:t>Auth token refresh is broken and fails silently</w:t>
+      </w:r>
+    </w:p>
+    <w:p>
+      <w:r>
+        <w:rPr>
+          <w:b/>
+        </w:rPr>
+        <w:t>Files:</w:t>
+      </w:r>
+      <w:r>
+        <w:t xml:space="preserve"> </w:t>
+      </w:r>
+      <w:r>
+        <w:rPr>
+          <w:rFonts w:ascii="Consolas" w:hAnsi="Consolas"/>
+          <w:sz w:val="20"/>
+        </w:rPr>
+        <w:t>mobile/src/api/client.ts</w:t>
+      </w:r>
+      <w:r>
+        <w:t xml:space="preserve">, </w:t>
+      </w:r>
+      <w:r>
+        <w:rPr>
+          <w:rFonts w:ascii="Consolas" w:hAnsi="Consolas"/>
+          <w:sz w:val="20"/>
+        </w:rPr>
+        <w:t>mobile/src/store/authStore.ts</w:t>
+      </w:r>
+      <w:r>
+        <w:t xml:space="preserve"> </w:t>
+      </w:r>
+      <w:r>
+        <w:rPr>
+          <w:b/>
+        </w:rPr>
+        <w:t>Status:</w:t>
+      </w:r>
+      <w:r>
+        <w:t xml:space="preserve"> Both call backend routes that don't exist — </w:t>
+      </w:r>
+      <w:r>
+        <w:rPr>
+          <w:rFonts w:ascii="Consolas" w:hAnsi="Consolas"/>
+          <w:sz w:val="20"/>
+        </w:rPr>
+        <w:t>/auth/token/refresh/</w:t>
+      </w:r>
+      <w:r>
+        <w:t xml:space="preserve"> and </w:t>
+      </w:r>
+      <w:r>
+        <w:rPr>
+          <w:rFonts w:ascii="Consolas" w:hAnsi="Consolas"/>
+          <w:sz w:val="20"/>
+        </w:rPr>
+        <w:t>/auth/me/</w:t>
+      </w:r>
+      <w:r>
+        <w:t xml:space="preserve"> are not registered in </w:t>
+      </w:r>
+      <w:r>
+        <w:rPr>
+          <w:rFonts w:ascii="Consolas" w:hAnsi="Consolas"/>
+          <w:sz w:val="20"/>
+        </w:rPr>
+        <w:t>backend/project/urls.py</w:t>
+      </w:r>
+      <w:r>
+        <w:t>. Access tokens expire after 30 minutes (</w:t>
+      </w:r>
+      <w:r>
+        <w:rPr>
+          <w:rFonts w:ascii="Consolas" w:hAnsi="Consolas"/>
+          <w:sz w:val="20"/>
+        </w:rPr>
+        <w:t>SIMPLE_JWT.ACCESS_TOKEN_LIFETIME</w:t>
+      </w:r>
+      <w:r>
+        <w:t xml:space="preserve">). On failure the client clears local tokens but never logs the Zustand store out, so the UI keeps showing the app as logged in while every API call 401s silently. </w:t>
+      </w:r>
+      <w:r>
+        <w:rPr>
+          <w:b/>
+        </w:rPr>
+        <w:t>Action needed:</w:t>
+      </w:r>
+      <w:r>
+        <w:t xml:space="preserve"> Design decision — add the backend endpoints, or simplify the client.</w:t>
+      </w:r>
+    </w:p>
+    <w:p>
+      <w:pPr>
+        <w:pStyle w:val="Heading2"/>
+      </w:pPr>
+      <w:r>
+        <w:t>Receipt round trip — half fixed</w:t>
+      </w:r>
+    </w:p>
+    <w:p>
+      <w:r>
+        <w:rPr>
+          <w:b/>
+        </w:rPr>
+        <w:t>Status:</w:t>
+      </w:r>
+      <w:r>
+        <w:t xml:space="preserve"> Tyler added a </w:t>
+      </w:r>
+      <w:r>
+        <w:rPr>
+          <w:rFonts w:ascii="Consolas" w:hAnsi="Consolas"/>
+          <w:sz w:val="20"/>
+        </w:rPr>
+        <w:t>POST /jitai/receipt/</w:t>
+      </w:r>
+      <w:r>
+        <w:t xml:space="preserve"> call (2026-07-31), but only inside the foreground </w:t>
+      </w:r>
+      <w:r>
+        <w:rPr>
+          <w:rFonts w:ascii="Consolas" w:hAnsi="Consolas"/>
+          <w:sz w:val="20"/>
+        </w:rPr>
+        <w:t>addNotificationReceivedListener</w:t>
+      </w:r>
+      <w:r>
+        <w:t xml:space="preserve"> (</w:t>
+      </w:r>
+      <w:r>
+        <w:rPr>
+          <w:rFonts w:ascii="Consolas" w:hAnsi="Consolas"/>
+          <w:sz w:val="20"/>
+        </w:rPr>
+        <w:t>mobile/App.tsx</w:t>
+      </w:r>
+      <w:r>
+        <w:t>). The tap/response listener — phone elsewhere, participant taps the notification later — still only logs engagement, never posts a receipt. Given these are silent, data-only pushes, the foreground path may rarely fire in practice, especially on iOS.</w:t>
+      </w:r>
+    </w:p>
+    <w:p>
+      <w:pPr>
+        <w:pStyle w:val="Heading2"/>
+      </w:pPr>
+      <w:r>
+        <w:t>Orphaned legacy code</w:t>
+      </w:r>
+    </w:p>
+    <w:p>
+      <w:r>
+        <w:rPr>
+          <w:b/>
+        </w:rPr>
+        <w:t>Files:</w:t>
+      </w:r>
+      <w:r>
+        <w:t xml:space="preserve"> </w:t>
+      </w:r>
+      <w:r>
+        <w:rPr>
+          <w:rFonts w:ascii="Consolas" w:hAnsi="Consolas"/>
+          <w:sz w:val="20"/>
+        </w:rPr>
+        <w:t>mobile/app/</w:t>
+      </w:r>
+      <w:r>
+        <w:t xml:space="preserve">, </w:t>
+      </w:r>
+      <w:r>
+        <w:rPr>
+          <w:rFonts w:ascii="Consolas" w:hAnsi="Consolas"/>
+          <w:sz w:val="20"/>
+        </w:rPr>
+        <w:t>mobile/components/</w:t>
+      </w:r>
+      <w:r>
+        <w:t xml:space="preserve">, </w:t>
+      </w:r>
+      <w:r>
+        <w:rPr>
+          <w:rFonts w:ascii="Consolas" w:hAnsi="Consolas"/>
+          <w:sz w:val="20"/>
+        </w:rPr>
+        <w:t>mobile/hooks/</w:t>
+      </w:r>
+      <w:r>
+        <w:t xml:space="preserve">, </w:t>
+      </w:r>
+      <w:r>
+        <w:rPr>
+          <w:rFonts w:ascii="Consolas" w:hAnsi="Consolas"/>
+          <w:sz w:val="20"/>
+        </w:rPr>
+        <w:t>mobile/constants/</w:t>
+      </w:r>
+      <w:r>
+        <w:t xml:space="preserve"> </w:t>
+      </w:r>
+      <w:r>
+        <w:rPr>
+          <w:b/>
+        </w:rPr>
+        <w:t>Status:</w:t>
+      </w:r>
+      <w:r>
+        <w:t xml:space="preserve"> Old HealthyGator/create-expo-app boilerplate, never deleted when Sai's app was merged in. Now fails to typecheck (23 errors) since </w:t>
+      </w:r>
+      <w:r>
+        <w:rPr>
+          <w:rFonts w:ascii="Consolas" w:hAnsi="Consolas"/>
+          <w:sz w:val="20"/>
+        </w:rPr>
+        <w:t>package.json</w:t>
+      </w:r>
+      <w:r>
+        <w:t xml:space="preserve"> dropped their dependencies (</w:t>
+      </w:r>
+      <w:r>
+        <w:rPr>
+          <w:rFonts w:ascii="Consolas" w:hAnsi="Consolas"/>
+          <w:sz w:val="20"/>
+        </w:rPr>
+        <w:t>expo-router</w:t>
+      </w:r>
+      <w:r>
+        <w:t xml:space="preserve">, </w:t>
+      </w:r>
+      <w:r>
+        <w:rPr>
+          <w:rFonts w:ascii="Consolas" w:hAnsi="Consolas"/>
+          <w:sz w:val="20"/>
+        </w:rPr>
+        <w:t>@react-navigation/native</w:t>
+      </w:r>
+      <w:r>
+        <w:t>, etc.). Delete — nothing references them.</w:t>
+      </w:r>
+    </w:p>
+    <w:p>
+      <w:pPr>
+        <w:pStyle w:val="Heading2"/>
+      </w:pPr>
+      <w:r>
+        <w:t>Expo Go cannot run this app; push notification native config gaps</w:t>
+      </w:r>
+    </w:p>
+    <w:p>
+      <w:r>
+        <w:rPr>
+          <w:b/>
+        </w:rPr>
+        <w:t>Status:</w:t>
+      </w:r>
+      <w:r>
+        <w:t xml:space="preserve"> </w:t>
+      </w:r>
+      <w:r>
+        <w:rPr>
+          <w:rFonts w:ascii="Consolas" w:hAnsi="Consolas"/>
+          <w:sz w:val="20"/>
+        </w:rPr>
+        <w:t>mobile/android/</w:t>
+      </w:r>
+      <w:r>
+        <w:t xml:space="preserve"> and </w:t>
+      </w:r>
+      <w:r>
+        <w:rPr>
+          <w:rFonts w:ascii="Consolas" w:hAnsi="Consolas"/>
+          <w:sz w:val="20"/>
+        </w:rPr>
+        <w:t>mobile/ios/</w:t>
+      </w:r>
+      <w:r>
+        <w:t xml:space="preserve"> native folders are committed (bare workflow, not gitignored/CNG) — Expo Go can't load a bare-workflow app regardless of anything else. Separately:</w:t>
       </w:r>
     </w:p>
     <w:p>
@@ -148,7 +605,24 @@
         <w:pStyle w:val="ListBullet"/>
       </w:pPr>
       <w:r>
-        <w:t>API endpoint URL and auth scheme (study-level API key → LABFRONT_API_KEY env var)</w:t>
+        <w:rPr>
+          <w:rFonts w:ascii="Consolas" w:hAnsi="Consolas"/>
+          <w:sz w:val="20"/>
+        </w:rPr>
+        <w:t>android/app/src/main/AndroidManifest.xml</w:t>
+      </w:r>
+      <w:r>
+        <w:t xml:space="preserve"> has no </w:t>
+      </w:r>
+      <w:r>
+        <w:rPr>
+          <w:rFonts w:ascii="Consolas" w:hAnsi="Consolas"/>
+          <w:sz w:val="20"/>
+        </w:rPr>
+        <w:t>POST_NOTIFICATIONS</w:t>
+      </w:r>
+      <w:r>
+        <w:t xml:space="preserve"> permission — required on Android 13+ for any notification to post at all.</w:t>
       </w:r>
     </w:p>
     <w:p>
@@ -156,7 +630,24 @@
         <w:pStyle w:val="ListBullet"/>
       </w:pPr>
       <w:r>
-        <w:t>Endpoint for per-participant HR data (15-sec resolution)</w:t>
+        <w:rPr>
+          <w:rFonts w:ascii="Consolas" w:hAnsi="Consolas"/>
+          <w:sz w:val="20"/>
+        </w:rPr>
+        <w:t>ios/REACT/Info.plist</w:t>
+      </w:r>
+      <w:r>
+        <w:t xml:space="preserve"> has no </w:t>
+      </w:r>
+      <w:r>
+        <w:rPr>
+          <w:rFonts w:ascii="Consolas" w:hAnsi="Consolas"/>
+          <w:sz w:val="20"/>
+        </w:rPr>
+        <w:t>UIBackgroundModes: remote-notification</w:t>
+      </w:r>
+      <w:r>
+        <w:t xml:space="preserve"> — needed for the silent/background pushes this project's architecture depends on.</w:t>
       </w:r>
     </w:p>
     <w:p>
@@ -164,7 +655,494 @@
         <w:pStyle w:val="ListBullet"/>
       </w:pPr>
       <w:r>
-        <w:t>Endpoint for per-participant stress data (3-min epochs)</w:t>
+        <w:rPr>
+          <w:rFonts w:ascii="Consolas" w:hAnsi="Consolas"/>
+          <w:sz w:val="20"/>
+        </w:rPr>
+        <w:t>expo-doctor</w:t>
+      </w:r>
+      <w:r>
+        <w:t xml:space="preserve"> confirms </w:t>
+      </w:r>
+      <w:r>
+        <w:rPr>
+          <w:rFonts w:ascii="Consolas" w:hAnsi="Consolas"/>
+          <w:sz w:val="20"/>
+        </w:rPr>
+        <w:t>app.json</w:t>
+      </w:r>
+      <w:r>
+        <w:t xml:space="preserve">'s </w:t>
+      </w:r>
+      <w:r>
+        <w:rPr>
+          <w:rFonts w:ascii="Consolas" w:hAnsi="Consolas"/>
+          <w:sz w:val="20"/>
+        </w:rPr>
+        <w:t>ios</w:t>
+      </w:r>
+      <w:r>
+        <w:t>/</w:t>
+      </w:r>
+      <w:r>
+        <w:rPr>
+          <w:rFonts w:ascii="Consolas" w:hAnsi="Consolas"/>
+          <w:sz w:val="20"/>
+        </w:rPr>
+        <w:t>android</w:t>
+      </w:r>
+      <w:r>
+        <w:t>/</w:t>
+      </w:r>
+      <w:r>
+        <w:rPr>
+          <w:rFonts w:ascii="Consolas" w:hAnsi="Consolas"/>
+          <w:sz w:val="20"/>
+        </w:rPr>
+        <w:t>icon</w:t>
+      </w:r>
+      <w:r>
+        <w:t>/</w:t>
+      </w:r>
+      <w:r>
+        <w:rPr>
+          <w:rFonts w:ascii="Consolas" w:hAnsi="Consolas"/>
+          <w:sz w:val="20"/>
+        </w:rPr>
+        <w:t>orientation</w:t>
+      </w:r>
+      <w:r>
+        <w:t xml:space="preserve"> fields are now dead (ignored, since native folders exist and won't re-sync without </w:t>
+      </w:r>
+      <w:r>
+        <w:rPr>
+          <w:rFonts w:ascii="Consolas" w:hAnsi="Consolas"/>
+          <w:sz w:val="20"/>
+        </w:rPr>
+        <w:t>expo prebuild</w:t>
+      </w:r>
+      <w:r>
+        <w:t>).</w:t>
+      </w:r>
+    </w:p>
+    <w:p>
+      <w:pPr>
+        <w:pStyle w:val="Heading2"/>
+      </w:pPr>
+      <w:r>
+        <w:t>No enrollment / wearable-registration UI</w:t>
+      </w:r>
+    </w:p>
+    <w:p>
+      <w:r>
+        <w:t xml:space="preserve">Nothing in Login/Register/Compose calls </w:t>
+      </w:r>
+      <w:r>
+        <w:rPr>
+          <w:rFonts w:ascii="Consolas" w:hAnsi="Consolas"/>
+          <w:sz w:val="20"/>
+        </w:rPr>
+        <w:t>POST /wearable/</w:t>
+      </w:r>
+      <w:r>
+        <w:t xml:space="preserve"> or sets </w:t>
+      </w:r>
+      <w:r>
+        <w:rPr>
+          <w:rFonts w:ascii="Consolas" w:hAnsi="Consolas"/>
+          <w:sz w:val="20"/>
+        </w:rPr>
+        <w:t>is_enrolled=True</w:t>
+      </w:r>
+      <w:r>
+        <w:t>. Confirm with Sai whether this was planned as a separate flow.</w:t>
+      </w:r>
+    </w:p>
+    <w:p>
+      <w:pPr>
+        <w:pStyle w:val="Heading2"/>
+      </w:pPr>
+      <w:r>
+        <w:t>`BASE_URL` hardcoded to `'prod'`</w:t>
+      </w:r>
+    </w:p>
+    <w:p>
+      <w:r>
+        <w:rPr>
+          <w:b/>
+        </w:rPr>
+        <w:t>File:</w:t>
+      </w:r>
+      <w:r>
+        <w:t xml:space="preserve"> </w:t>
+      </w:r>
+      <w:r>
+        <w:rPr>
+          <w:rFonts w:ascii="Consolas" w:hAnsi="Consolas"/>
+          <w:sz w:val="20"/>
+        </w:rPr>
+        <w:t>mobile/src/api/config.ts</w:t>
+      </w:r>
+      <w:r>
+        <w:t xml:space="preserve"> — a </w:t>
+      </w:r>
+      <w:r>
+        <w:rPr>
+          <w:rFonts w:ascii="Consolas" w:hAnsi="Consolas"/>
+          <w:sz w:val="20"/>
+        </w:rPr>
+        <w:t>dev</w:t>
+      </w:r>
+      <w:r>
+        <w:t>/</w:t>
+      </w:r>
+      <w:r>
+        <w:rPr>
+          <w:rFonts w:ascii="Consolas" w:hAnsi="Consolas"/>
+          <w:sz w:val="20"/>
+        </w:rPr>
+        <w:t>prod</w:t>
+      </w:r>
+      <w:r>
+        <w:t xml:space="preserve"> switch already exists, just needs flipping.</w:t>
+      </w:r>
+    </w:p>
+    <w:p>
+      <w:pPr>
+        <w:pStyle w:val="Heading2"/>
+      </w:pPr>
+      <w:r>
+        <w:t>`backend/requirements_mac.txt` is broken</w:t>
+      </w:r>
+    </w:p>
+    <w:p>
+      <w:r>
+        <w:rPr>
+          <w:b/>
+        </w:rPr>
+        <w:t>Status:</w:t>
+      </w:r>
+      <w:r>
+        <w:t xml:space="preserve"> Missing </w:t>
+      </w:r>
+      <w:r>
+        <w:rPr>
+          <w:rFonts w:ascii="Consolas" w:hAnsi="Consolas"/>
+          <w:sz w:val="20"/>
+        </w:rPr>
+        <w:t>sentry_sdk</w:t>
+      </w:r>
+      <w:r>
+        <w:t xml:space="preserve">, </w:t>
+      </w:r>
+      <w:r>
+        <w:rPr>
+          <w:rFonts w:ascii="Consolas" w:hAnsi="Consolas"/>
+          <w:sz w:val="20"/>
+        </w:rPr>
+        <w:t>django-redis</w:t>
+      </w:r>
+      <w:r>
+        <w:t xml:space="preserve">, </w:t>
+      </w:r>
+      <w:r>
+        <w:rPr>
+          <w:rFonts w:ascii="Consolas" w:hAnsi="Consolas"/>
+          <w:sz w:val="20"/>
+        </w:rPr>
+        <w:t>djangorestframework_simplejwt</w:t>
+      </w:r>
+      <w:r>
+        <w:t xml:space="preserve">, </w:t>
+      </w:r>
+      <w:r>
+        <w:rPr>
+          <w:rFonts w:ascii="Consolas" w:hAnsi="Consolas"/>
+          <w:sz w:val="20"/>
+        </w:rPr>
+        <w:t>argon2-cffi</w:t>
+      </w:r>
+      <w:r>
+        <w:t xml:space="preserve">, and </w:t>
+      </w:r>
+      <w:r>
+        <w:rPr>
+          <w:rFonts w:ascii="Consolas" w:hAnsi="Consolas"/>
+          <w:sz w:val="20"/>
+        </w:rPr>
+        <w:t>psycopg</w:t>
+      </w:r>
+      <w:r>
+        <w:t xml:space="preserve">. A fresh Mac clone can't run </w:t>
+      </w:r>
+      <w:r>
+        <w:rPr>
+          <w:rFonts w:ascii="Consolas" w:hAnsi="Consolas"/>
+          <w:sz w:val="20"/>
+        </w:rPr>
+        <w:t>manage.py</w:t>
+      </w:r>
+      <w:r>
+        <w:t xml:space="preserve"> at all. ~10 minute fix — diff against </w:t>
+      </w:r>
+      <w:r>
+        <w:rPr>
+          <w:rFonts w:ascii="Consolas" w:hAnsi="Consolas"/>
+          <w:sz w:val="20"/>
+        </w:rPr>
+        <w:t>requirements.txt</w:t>
+      </w:r>
+      <w:r>
+        <w:t>.</w:t>
+      </w:r>
+    </w:p>
+    <w:p>
+      <w:pPr>
+        <w:pStyle w:val="Heading2"/>
+      </w:pPr>
+      <w:r>
+        <w:t>No missing-check-in / non-response detection</w:t>
+      </w:r>
+    </w:p>
+    <w:p>
+      <w:r>
+        <w:rPr>
+          <w:b/>
+        </w:rPr>
+        <w:t>File:</w:t>
+      </w:r>
+      <w:r>
+        <w:t xml:space="preserve"> </w:t>
+      </w:r>
+      <w:r>
+        <w:rPr>
+          <w:rFonts w:ascii="Consolas" w:hAnsi="Consolas"/>
+          <w:sz w:val="20"/>
+        </w:rPr>
+        <w:t>backend/app/tasks.py</w:t>
+      </w:r>
+      <w:r>
+        <w:t xml:space="preserve"> → </w:t>
+      </w:r>
+      <w:r>
+        <w:rPr>
+          <w:rFonts w:ascii="Consolas" w:hAnsi="Consolas"/>
+          <w:sz w:val="20"/>
+        </w:rPr>
+        <w:t>_evaluate_user()</w:t>
+      </w:r>
+      <w:r>
+        <w:t xml:space="preserve">, </w:t>
+      </w:r>
+      <w:r>
+        <w:rPr>
+          <w:rFonts w:ascii="Consolas" w:hAnsi="Consolas"/>
+          <w:sz w:val="20"/>
+        </w:rPr>
+        <w:t>backend/app/models.py</w:t>
+      </w:r>
+      <w:r>
+        <w:t xml:space="preserve"> → </w:t>
+      </w:r>
+      <w:r>
+        <w:rPr>
+          <w:rFonts w:ascii="Consolas" w:hAnsi="Consolas"/>
+          <w:sz w:val="20"/>
+        </w:rPr>
+        <w:t>EMA.status</w:t>
+      </w:r>
+      <w:r>
+        <w:t xml:space="preserve"> </w:t>
+      </w:r>
+      <w:r>
+        <w:rPr>
+          <w:rFonts w:ascii="Consolas" w:hAnsi="Consolas"/>
+          <w:sz w:val="20"/>
+        </w:rPr>
+        <w:t>EMA.status='expired'</w:t>
+      </w:r>
+      <w:r>
+        <w:t xml:space="preserve"> is declared but never assigned anywhere outside test fixtures.</w:t>
+      </w:r>
+    </w:p>
+    <w:p>
+      <w:pPr>
+        <w:pStyle w:val="Heading2"/>
+      </w:pPr>
+      <w:r>
+        <w:t>`trigger_signal` field always written `None`</w:t>
+      </w:r>
+    </w:p>
+    <w:p>
+      <w:r>
+        <w:rPr>
+          <w:b/>
+        </w:rPr>
+        <w:t>File:</w:t>
+      </w:r>
+      <w:r>
+        <w:t xml:space="preserve"> </w:t>
+      </w:r>
+      <w:r>
+        <w:rPr>
+          <w:rFonts w:ascii="Consolas" w:hAnsi="Consolas"/>
+          <w:sz w:val="20"/>
+        </w:rPr>
+        <w:t>backend/app/tasks.py:105</w:t>
+      </w:r>
+      <w:r>
+        <w:t xml:space="preserve">. Declared on </w:t>
+      </w:r>
+      <w:r>
+        <w:rPr>
+          <w:rFonts w:ascii="Consolas" w:hAnsi="Consolas"/>
+          <w:sz w:val="20"/>
+        </w:rPr>
+        <w:t>JITAILog</w:t>
+      </w:r>
+      <w:r>
+        <w:t>, never populated.</w:t>
+      </w:r>
+    </w:p>
+    <w:p>
+      <w:pPr>
+        <w:pStyle w:val="Heading2"/>
+      </w:pPr>
+      <w:r>
+        <w:t>`celery.py` disables TLS certificate verification for `rediss://`</w:t>
+      </w:r>
+    </w:p>
+    <w:p>
+      <w:r>
+        <w:rPr>
+          <w:b/>
+        </w:rPr>
+        <w:t>File:</w:t>
+      </w:r>
+      <w:r>
+        <w:t xml:space="preserve"> </w:t>
+      </w:r>
+      <w:r>
+        <w:rPr>
+          <w:rFonts w:ascii="Consolas" w:hAnsi="Consolas"/>
+          <w:sz w:val="20"/>
+        </w:rPr>
+        <w:t>backend/project/celery.py</w:t>
+      </w:r>
+      <w:r>
+        <w:t xml:space="preserve"> — </w:t>
+      </w:r>
+      <w:r>
+        <w:rPr>
+          <w:rFonts w:ascii="Consolas" w:hAnsi="Consolas"/>
+          <w:sz w:val="20"/>
+        </w:rPr>
+        <w:t>ssl_cert_reqs: ssl.CERT_NONE</w:t>
+      </w:r>
+      <w:r>
+        <w:t>. Flag for a security pass.</w:t>
+      </w:r>
+    </w:p>
+    <w:p>
+      <w:pPr>
+        <w:pStyle w:val="Heading2"/>
+      </w:pPr>
+      <w:r>
+        <w:t>`.env` doesn't document all required/optional variables</w:t>
+      </w:r>
+    </w:p>
+    <w:p>
+      <w:r>
+        <w:rPr>
+          <w:rFonts w:ascii="Consolas" w:hAnsi="Consolas"/>
+          <w:sz w:val="20"/>
+        </w:rPr>
+        <w:t>DASHBOARD_API_KEY</w:t>
+      </w:r>
+      <w:r>
+        <w:t xml:space="preserve"> and </w:t>
+      </w:r>
+      <w:r>
+        <w:rPr>
+          <w:rFonts w:ascii="Consolas" w:hAnsi="Consolas"/>
+          <w:sz w:val="20"/>
+        </w:rPr>
+        <w:t>JITAI_RANDOMIZATION_PROBABILITY</w:t>
+      </w:r>
+      <w:r>
+        <w:t xml:space="preserve"> both have code-level defaults but aren't documented anywhere.</w:t>
+      </w:r>
+    </w:p>
+    <w:p/>
+    <w:p>
+      <w:pPr>
+        <w:pStyle w:val="Heading1"/>
+      </w:pPr>
+      <w:r>
+        <w:t>Blocked on External Deliverable</w:t>
+      </w:r>
+    </w:p>
+    <w:p>
+      <w:pPr>
+        <w:pStyle w:val="Heading2"/>
+      </w:pPr>
+      <w:r>
+        <w:t>Labfront API Integration</w:t>
+      </w:r>
+    </w:p>
+    <w:p>
+      <w:r>
+        <w:rPr>
+          <w:b/>
+        </w:rPr>
+        <w:t>File:</w:t>
+      </w:r>
+      <w:r>
+        <w:t xml:space="preserve"> </w:t>
+      </w:r>
+      <w:r>
+        <w:rPr>
+          <w:rFonts w:ascii="Consolas" w:hAnsi="Consolas"/>
+          <w:sz w:val="20"/>
+        </w:rPr>
+        <w:t>app/tasks.py</w:t>
+      </w:r>
+      <w:r>
+        <w:t xml:space="preserve"> → </w:t>
+      </w:r>
+      <w:r>
+        <w:rPr>
+          <w:rFonts w:ascii="Consolas" w:hAnsi="Consolas"/>
+          <w:sz w:val="20"/>
+        </w:rPr>
+        <w:t>ingest_wearable_data()</w:t>
+      </w:r>
+      <w:r>
+        <w:t xml:space="preserve"> </w:t>
+      </w:r>
+      <w:r>
+        <w:rPr>
+          <w:b/>
+        </w:rPr>
+        <w:t>Status:</w:t>
+      </w:r>
+      <w:r>
+        <w:t xml:space="preserve"> Stub — logs "not yet implemented" </w:t>
+      </w:r>
+      <w:r>
+        <w:rPr>
+          <w:b/>
+        </w:rPr>
+        <w:t>Blocked by:</w:t>
+      </w:r>
+      <w:r>
+        <w:t xml:space="preserve"> Labfront API access and documentation (paid add-on — pending contract confirmation with Prof. Chang) </w:t>
+      </w:r>
+      <w:r>
+        <w:rPr>
+          <w:b/>
+        </w:rPr>
+        <w:t>What's needed:</w:t>
       </w:r>
     </w:p>
     <w:p>
@@ -172,12 +1150,17 @@
         <w:pStyle w:val="ListBullet"/>
       </w:pPr>
       <w:r>
-        <w:t>Rate limit and pagination details</w:t>
-      </w:r>
-    </w:p>
-    <w:p>
-      <w:r>
-        <w:t>When unblocked, replace the stub body in ingest_wearable_data() with:</w:t>
+        <w:t xml:space="preserve">Labfront API endpoint URL and auth scheme (study-level API key → </w:t>
+      </w:r>
+      <w:r>
+        <w:rPr>
+          <w:rFonts w:ascii="Consolas" w:hAnsi="Consolas"/>
+          <w:sz w:val="20"/>
+        </w:rPr>
+        <w:t>LABFRONT_API_KEY</w:t>
+      </w:r>
+      <w:r>
+        <w:t xml:space="preserve"> env var)</w:t>
       </w:r>
     </w:p>
     <w:p>
@@ -185,7 +1168,7 @@
         <w:pStyle w:val="ListBullet"/>
       </w:pPr>
       <w:r>
-        <w:t>Iterate enrolled participants (WearableDevice.objects.filter(is_active=True))</w:t>
+        <w:t>Endpoint for per-participant HR data (15-sec resolution)</w:t>
       </w:r>
     </w:p>
     <w:p>
@@ -193,7 +1176,7 @@
         <w:pStyle w:val="ListBullet"/>
       </w:pPr>
       <w:r>
-        <w:t>Call Labfront API with labfront_participant_id</w:t>
+        <w:t>Endpoint for per-participant stress data (3-min epochs)</w:t>
       </w:r>
     </w:p>
     <w:p>
@@ -201,7 +1184,138 @@
         <w:pStyle w:val="ListBullet"/>
       </w:pPr>
       <w:r>
-        <w:t>Write HeartRateSample and StressSample rows via Django ORM</w:t>
+        <w:t>Rate limit and pagination details</w:t>
+      </w:r>
+    </w:p>
+    <w:p>
+      <w:r>
+        <w:rPr>
+          <w:b/>
+        </w:rPr>
+        <w:t>When unblocked:</w:t>
+      </w:r>
+      <w:r>
+        <w:t xml:space="preserve"> Replace the stub body in </w:t>
+      </w:r>
+      <w:r>
+        <w:rPr>
+          <w:rFonts w:ascii="Consolas" w:hAnsi="Consolas"/>
+          <w:sz w:val="20"/>
+        </w:rPr>
+        <w:t>ingest_wearable_data()</w:t>
+      </w:r>
+      <w:r>
+        <w:t xml:space="preserve"> with:</w:t>
+      </w:r>
+    </w:p>
+    <w:p>
+      <w:pPr>
+        <w:pStyle w:val="ListNumber"/>
+      </w:pPr>
+      <w:r>
+        <w:t>Iterate enrolled participants (</w:t>
+      </w:r>
+      <w:r>
+        <w:rPr>
+          <w:rFonts w:ascii="Consolas" w:hAnsi="Consolas"/>
+          <w:sz w:val="20"/>
+        </w:rPr>
+        <w:t>WearableDevice.objects.filter(is_active=True)</w:t>
+      </w:r>
+      <w:r>
+        <w:t>)</w:t>
+      </w:r>
+    </w:p>
+    <w:p>
+      <w:pPr>
+        <w:pStyle w:val="ListNumber"/>
+      </w:pPr>
+      <w:r>
+        <w:t xml:space="preserve">Call Labfront API with </w:t>
+      </w:r>
+      <w:r>
+        <w:rPr>
+          <w:rFonts w:ascii="Consolas" w:hAnsi="Consolas"/>
+          <w:sz w:val="20"/>
+        </w:rPr>
+        <w:t>labfront_participant_id</w:t>
+      </w:r>
+    </w:p>
+    <w:p>
+      <w:pPr>
+        <w:pStyle w:val="ListNumber"/>
+      </w:pPr>
+      <w:r>
+        <w:t xml:space="preserve">Write </w:t>
+      </w:r>
+      <w:r>
+        <w:rPr>
+          <w:rFonts w:ascii="Consolas" w:hAnsi="Consolas"/>
+          <w:sz w:val="20"/>
+        </w:rPr>
+        <w:t>HeartRateSample</w:t>
+      </w:r>
+      <w:r>
+        <w:t xml:space="preserve"> and </w:t>
+      </w:r>
+      <w:r>
+        <w:rPr>
+          <w:rFonts w:ascii="Consolas" w:hAnsi="Consolas"/>
+          <w:sz w:val="20"/>
+        </w:rPr>
+        <w:t>StressSample</w:t>
+      </w:r>
+      <w:r>
+        <w:t xml:space="preserve"> rows via Django ORM</w:t>
+      </w:r>
+    </w:p>
+    <w:p>
+      <w:pPr>
+        <w:pStyle w:val="ListNumber"/>
+      </w:pPr>
+      <w:r>
+        <w:t xml:space="preserve">Update </w:t>
+      </w:r>
+      <w:r>
+        <w:rPr>
+          <w:rFonts w:ascii="Consolas" w:hAnsi="Consolas"/>
+          <w:sz w:val="20"/>
+        </w:rPr>
+        <w:t>WearableDevice.last_synced_at</w:t>
+      </w:r>
+    </w:p>
+    <w:p/>
+    <w:p>
+      <w:pPr>
+        <w:pStyle w:val="Heading1"/>
+      </w:pPr>
+      <w:r>
+        <w:t>Blocked on PI Sign-Off</w:t>
+      </w:r>
+    </w:p>
+    <w:p>
+      <w:pPr>
+        <w:pStyle w:val="Heading2"/>
+      </w:pPr>
+      <w:r>
+        <w:t>Researcher Dashboard (Django Admin Extension)</w:t>
+      </w:r>
+    </w:p>
+    <w:p>
+      <w:r>
+        <w:rPr>
+          <w:b/>
+        </w:rPr>
+        <w:t>Status:</w:t>
+      </w:r>
+      <w:r>
+        <w:t xml:space="preserve"> Deferred — waiting on PI availability </w:t>
+      </w:r>
+      <w:r>
+        <w:rPr>
+          <w:b/>
+        </w:rPr>
+        <w:t>What's needed from Prof. Chang before building:</w:t>
       </w:r>
     </w:p>
     <w:p>
@@ -209,226 +1323,7 @@
         <w:pStyle w:val="ListBullet"/>
       </w:pPr>
       <w:r>
-        <w:t>Update WearableDevice.last_synced_at</w:t>
-      </w:r>
-    </w:p>
-    <w:p>
-      <w:pPr>
-        <w:pStyle w:val="Heading1"/>
-      </w:pPr>
-      <w:r>
-        <w:t>2  Blocked on PI Sign-Off</w:t>
-      </w:r>
-    </w:p>
-    <w:p>
-      <w:pPr>
-        <w:pStyle w:val="Heading2"/>
-      </w:pPr>
-      <w:r>
-        <w:t>2.1  JITAI Trigger Thresholds</w:t>
-      </w:r>
-    </w:p>
-    <w:tbl>
-      <w:tblPr>
-        <w:tblStyle w:val="TableGrid"/>
-        <w:tblW w:type="auto" w:w="0"/>
-        <w:tblLook w:firstColumn="1" w:firstRow="1" w:lastColumn="0" w:lastRow="0" w:noHBand="0" w:noVBand="1" w:val="04A0"/>
-      </w:tblPr>
-      <w:tblGrid>
-        <w:gridCol w:w="4320"/>
-        <w:gridCol w:w="4320"/>
-      </w:tblGrid>
-      <w:tr>
-        <w:tc>
-          <w:tcPr>
-            <w:tcW w:type="dxa" w:w="4320"/>
-          </w:tcPr>
-          <w:p>
-            <w:r>
-              <w:rPr>
-                <w:b/>
-              </w:rPr>
-              <w:t>Field</w:t>
-            </w:r>
-          </w:p>
-        </w:tc>
-        <w:tc>
-          <w:tcPr>
-            <w:tcW w:type="dxa" w:w="4320"/>
-          </w:tcPr>
-          <w:p>
-            <w:r>
-              <w:rPr>
-                <w:b/>
-              </w:rPr>
-              <w:t>Detail</w:t>
-            </w:r>
-          </w:p>
-        </w:tc>
-      </w:tr>
-      <w:tr>
-        <w:tc>
-          <w:tcPr>
-            <w:tcW w:type="dxa" w:w="4320"/>
-          </w:tcPr>
-          <w:p>
-            <w:r>
-              <w:t>File</w:t>
-            </w:r>
-          </w:p>
-        </w:tc>
-        <w:tc>
-          <w:tcPr>
-            <w:tcW w:type="dxa" w:w="4320"/>
-          </w:tcPr>
-          <w:p>
-            <w:r>
-              <w:t>decision_engine/decision_engine.py → apply_decision_rules()</w:t>
-            </w:r>
-          </w:p>
-        </w:tc>
-      </w:tr>
-      <w:tr>
-        <w:tc>
-          <w:tcPr>
-            <w:tcW w:type="dxa" w:w="4320"/>
-          </w:tcPr>
-          <w:p>
-            <w:r>
-              <w:t>Status</w:t>
-            </w:r>
-          </w:p>
-        </w:tc>
-        <w:tc>
-          <w:tcPr>
-            <w:tcW w:type="dxa" w:w="4320"/>
-          </w:tcPr>
-          <w:p>
-            <w:r>
-              <w:t>Defaults are set: threshold_quantile=0.80, cooldown_minutes=60, max_prompts_per_day=4</w:t>
-            </w:r>
-          </w:p>
-        </w:tc>
-      </w:tr>
-      <w:tr>
-        <w:tc>
-          <w:tcPr>
-            <w:tcW w:type="dxa" w:w="4320"/>
-          </w:tcPr>
-          <w:p>
-            <w:r>
-              <w:t>Action needed</w:t>
-            </w:r>
-          </w:p>
-        </w:tc>
-        <w:tc>
-          <w:tcPr>
-            <w:tcW w:type="dxa" w:w="4320"/>
-          </w:tcPr>
-          <w:p>
-            <w:r>
-              <w:t>Prof. Chang to confirm or adjust these values before study launch</w:t>
-            </w:r>
-          </w:p>
-        </w:tc>
-      </w:tr>
-      <w:tr>
-        <w:tc>
-          <w:tcPr>
-            <w:tcW w:type="dxa" w:w="4320"/>
-          </w:tcPr>
-          <w:p>
-            <w:r>
-              <w:t>Reference</w:t>
-            </w:r>
-          </w:p>
-        </w:tc>
-        <w:tc>
-          <w:tcPr>
-            <w:tcW w:type="dxa" w:w="4320"/>
-          </w:tcPr>
-          <w:p>
-            <w:r>
-              <w:t>Architecture doc, Section 5 (Key Constraints)</w:t>
-            </w:r>
-          </w:p>
-        </w:tc>
-      </w:tr>
-    </w:tbl>
-    <w:p/>
-    <w:p>
-      <w:pPr>
-        <w:pStyle w:val="Heading2"/>
-      </w:pPr>
-      <w:r>
-        <w:t>2.2  Researcher Dashboard (Django Admin Extension)</w:t>
-      </w:r>
-    </w:p>
-    <w:tbl>
-      <w:tblPr>
-        <w:tblStyle w:val="TableGrid"/>
-        <w:tblW w:type="auto" w:w="0"/>
-        <w:tblLook w:firstColumn="1" w:firstRow="1" w:lastColumn="0" w:lastRow="0" w:noHBand="0" w:noVBand="1" w:val="04A0"/>
-      </w:tblPr>
-      <w:tblGrid>
-        <w:gridCol w:w="4320"/>
-        <w:gridCol w:w="4320"/>
-      </w:tblGrid>
-      <w:tr>
-        <w:tc>
-          <w:tcPr>
-            <w:tcW w:type="dxa" w:w="4320"/>
-          </w:tcPr>
-          <w:p>
-            <w:r>
-              <w:rPr>
-                <w:b/>
-              </w:rPr>
-              <w:t>Field</w:t>
-            </w:r>
-          </w:p>
-        </w:tc>
-        <w:tc>
-          <w:tcPr>
-            <w:tcW w:type="dxa" w:w="4320"/>
-          </w:tcPr>
-          <w:p>
-            <w:r>
-              <w:rPr>
-                <w:b/>
-              </w:rPr>
-              <w:t>Detail</w:t>
-            </w:r>
-          </w:p>
-        </w:tc>
-      </w:tr>
-      <w:tr>
-        <w:tc>
-          <w:tcPr>
-            <w:tcW w:type="dxa" w:w="4320"/>
-          </w:tcPr>
-          <w:p>
-            <w:r>
-              <w:t>Status</w:t>
-            </w:r>
-          </w:p>
-        </w:tc>
-        <w:tc>
-          <w:tcPr>
-            <w:tcW w:type="dxa" w:w="4320"/>
-          </w:tcPr>
-          <w:p>
-            <w:r>
-              <w:t>Deferred — waiting on PI availability</w:t>
-            </w:r>
-          </w:p>
-        </w:tc>
-      </w:tr>
-    </w:tbl>
-    <w:p/>
-    <w:p>
-      <w:r>
-        <w:t>What is needed from Prof. Chang before building:</w:t>
+        <w:t>RA access scope: which fields RAs may see under the IRB protocol (EMA Likert scores? Push tokens? Enrollment timestamps?)</w:t>
       </w:r>
     </w:p>
     <w:p>
@@ -436,7 +1331,17 @@
         <w:pStyle w:val="ListBullet"/>
       </w:pPr>
       <w:r>
-        <w:t>RA access scope: which fields RAs may see under the IRB protocol (EMA Likert scores? Push tokens? Enrollment timestamps?)</w:t>
+        <w:t xml:space="preserve">Whether </w:t>
+      </w:r>
+      <w:r>
+        <w:rPr>
+          <w:rFonts w:ascii="Consolas" w:hAnsi="Consolas"/>
+          <w:sz w:val="20"/>
+        </w:rPr>
+        <w:t>researcher_ra</w:t>
+      </w:r>
+      <w:r>
+        <w:t xml:space="preserve"> group gets read-only access to EMA + JITAILog only, or also HeartRateSample/StressSample</w:t>
       </w:r>
     </w:p>
     <w:p>
@@ -444,7 +1349,28 @@
         <w:pStyle w:val="ListBullet"/>
       </w:pPr>
       <w:r>
-        <w:t>Whether researcher_ra group gets read-only access to EMA + JITAILog only, or also HeartRateSample/StressSample</w:t>
+        <w:t>CSV export requirements: which fields per table, any PII redaction needed for RA exports</w:t>
+      </w:r>
+    </w:p>
+    <w:p>
+      <w:r>
+        <w:rPr>
+          <w:b/>
+        </w:rPr>
+        <w:t>When unblocked:</w:t>
+      </w:r>
+      <w:r>
+        <w:t xml:space="preserve"> Extend </w:t>
+      </w:r>
+      <w:r>
+        <w:rPr>
+          <w:rFonts w:ascii="Consolas" w:hAnsi="Consolas"/>
+          <w:sz w:val="20"/>
+        </w:rPr>
+        <w:t>app/admin.py</w:t>
+      </w:r>
+      <w:r>
+        <w:t xml:space="preserve"> with:</w:t>
       </w:r>
     </w:p>
     <w:p>
@@ -452,12 +1378,27 @@
         <w:pStyle w:val="ListBullet"/>
       </w:pPr>
       <w:r>
-        <w:t>CSV export requirements: which fields per table, any PII redaction needed for RA exports</w:t>
-      </w:r>
-    </w:p>
-    <w:p>
-      <w:r>
-        <w:t>When unblocked, extend app/admin.py with:</w:t>
+        <w:t>Django permission groups (</w:t>
+      </w:r>
+      <w:r>
+        <w:rPr>
+          <w:rFonts w:ascii="Consolas" w:hAnsi="Consolas"/>
+          <w:sz w:val="20"/>
+        </w:rPr>
+        <w:t>researcher_pi</w:t>
+      </w:r>
+      <w:r>
+        <w:t xml:space="preserve">, </w:t>
+      </w:r>
+      <w:r>
+        <w:rPr>
+          <w:rFonts w:ascii="Consolas" w:hAnsi="Consolas"/>
+          <w:sz w:val="20"/>
+        </w:rPr>
+        <w:t>researcher_ra</w:t>
+      </w:r>
+      <w:r>
+        <w:t>)</w:t>
       </w:r>
     </w:p>
     <w:p>
@@ -465,7 +1406,7 @@
         <w:pStyle w:val="ListBullet"/>
       </w:pPr>
       <w:r>
-        <w:t>Django permission groups (researcher_pi, researcher_ra)</w:t>
+        <w:t>CSV export actions on all ModelAdmin views</w:t>
       </w:r>
     </w:p>
     <w:p>
@@ -473,7 +1414,17 @@
         <w:pStyle w:val="ListBullet"/>
       </w:pPr>
       <w:r>
-        <w:t>CSV export actions on all ModelAdmin views</w:t>
+        <w:t xml:space="preserve">Computed columns on </w:t>
+      </w:r>
+      <w:r>
+        <w:rPr>
+          <w:rFonts w:ascii="Consolas" w:hAnsi="Consolas"/>
+          <w:sz w:val="20"/>
+        </w:rPr>
+        <w:t>UserAdmin</w:t>
+      </w:r>
+      <w:r>
+        <w:t xml:space="preserve"> (last EMA, last sync, JITAI count this week)</w:t>
       </w:r>
     </w:p>
     <w:p>
@@ -481,327 +1432,21 @@
         <w:pStyle w:val="ListBullet"/>
       </w:pPr>
       <w:r>
-        <w:t>Computed columns on UserAdmin (last EMA, last sync, JITAI count this week)</w:t>
+        <w:t>EMA completion rate and Likert trend views</w:t>
       </w:r>
     </w:p>
-    <w:p>
-      <w:pPr>
-        <w:pStyle w:val="ListBullet"/>
-      </w:pPr>
-      <w:r>
-        <w:t>EMA completion rate and Likert trend views</w:t>
-      </w:r>
-    </w:p>
+    <w:p/>
     <w:p>
       <w:pPr>
         <w:pStyle w:val="Heading1"/>
       </w:pPr>
       <w:r>
-        <w:t>3  Blocked on Prompt Library Design</w:t>
-      </w:r>
-    </w:p>
-    <w:p>
-      <w:pPr>
-        <w:pStyle w:val="Heading2"/>
-      </w:pPr>
-      <w:r>
-        <w:t>3.1  Multi-Prompt Support</w:t>
+        <w:t>Open Research / Contract Questions</w:t>
       </w:r>
     </w:p>
     <w:tbl>
       <w:tblPr>
-        <w:tblStyle w:val="TableGrid"/>
-        <w:tblW w:type="auto" w:w="0"/>
-        <w:tblLook w:firstColumn="1" w:firstRow="1" w:lastColumn="0" w:lastRow="0" w:noHBand="0" w:noVBand="1" w:val="04A0"/>
-      </w:tblPr>
-      <w:tblGrid>
-        <w:gridCol w:w="4320"/>
-        <w:gridCol w:w="4320"/>
-      </w:tblGrid>
-      <w:tr>
-        <w:tc>
-          <w:tcPr>
-            <w:tcW w:type="dxa" w:w="4320"/>
-          </w:tcPr>
-          <w:p>
-            <w:r>
-              <w:rPr>
-                <w:b/>
-              </w:rPr>
-              <w:t>Field</w:t>
-            </w:r>
-          </w:p>
-        </w:tc>
-        <w:tc>
-          <w:tcPr>
-            <w:tcW w:type="dxa" w:w="4320"/>
-          </w:tcPr>
-          <w:p>
-            <w:r>
-              <w:rPr>
-                <w:b/>
-              </w:rPr>
-              <w:t>Detail</w:t>
-            </w:r>
-          </w:p>
-        </w:tc>
-      </w:tr>
-      <w:tr>
-        <w:tc>
-          <w:tcPr>
-            <w:tcW w:type="dxa" w:w="4320"/>
-          </w:tcPr>
-          <w:p>
-            <w:r>
-              <w:t>File</w:t>
-            </w:r>
-          </w:p>
-        </w:tc>
-        <w:tc>
-          <w:tcPr>
-            <w:tcW w:type="dxa" w:w="4320"/>
-          </w:tcPr>
-          <w:p>
-            <w:r>
-              <w:t>app/notification_service.py → PROMPT_LIBRARY</w:t>
-            </w:r>
-          </w:p>
-        </w:tc>
-      </w:tr>
-      <w:tr>
-        <w:tc>
-          <w:tcPr>
-            <w:tcW w:type="dxa" w:w="4320"/>
-          </w:tcPr>
-          <w:p>
-            <w:r>
-              <w:t>Status</w:t>
-            </w:r>
-          </w:p>
-        </w:tc>
-        <w:tc>
-          <w:tcPr>
-            <w:tcW w:type="dxa" w:w="4320"/>
-          </w:tcPr>
-          <w:p>
-            <w:r>
-              <w:t>Single default prompt — JITAI_DEFAULT_PROMPT_ID env var</w:t>
-            </w:r>
-          </w:p>
-        </w:tc>
-      </w:tr>
-      <w:tr>
-        <w:tc>
-          <w:tcPr>
-            <w:tcW w:type="dxa" w:w="4320"/>
-          </w:tcPr>
-          <w:p>
-            <w:r>
-              <w:t>Action needed</w:t>
-            </w:r>
-          </w:p>
-        </w:tc>
-        <w:tc>
-          <w:tcPr>
-            <w:tcW w:type="dxa" w:w="4320"/>
-          </w:tcPr>
-          <w:p>
-            <w:r>
-              <w:t>Prof. Chang to define the prompt library (message templates keyed by trigger type)</w:t>
-            </w:r>
-          </w:p>
-        </w:tc>
-      </w:tr>
-    </w:tbl>
-    <w:p/>
-    <w:p>
-      <w:r>
-        <w:t>How it connects: The decision engine returns a trigger_reason string. The six possible values are listed below. Once a prompt library exists, map trigger reasons → prompt IDs in PROMPT_LIBRARY. The React Native app holds the message text locally and displays it by prompt_id. Only the key ever reaches the backend (IRB constraint).</w:t>
-      </w:r>
-    </w:p>
-    <w:p/>
-    <w:tbl>
-      <w:tblPr>
-        <w:tblStyle w:val="TableGrid"/>
-        <w:tblW w:type="auto" w:w="0"/>
-        <w:tblLook w:firstColumn="1" w:firstRow="1" w:lastColumn="0" w:lastRow="0" w:noHBand="0" w:noVBand="1" w:val="04A0"/>
-      </w:tblPr>
-      <w:tblGrid>
-        <w:gridCol w:w="4320"/>
-        <w:gridCol w:w="4320"/>
-      </w:tblGrid>
-      <w:tr>
-        <w:tc>
-          <w:tcPr>
-            <w:tcW w:type="dxa" w:w="4320"/>
-          </w:tcPr>
-          <w:p>
-            <w:r>
-              <w:rPr>
-                <w:b/>
-              </w:rPr>
-              <w:t>trigger_reason value</w:t>
-            </w:r>
-          </w:p>
-        </w:tc>
-        <w:tc>
-          <w:tcPr>
-            <w:tcW w:type="dxa" w:w="4320"/>
-          </w:tcPr>
-          <w:p>
-            <w:r>
-              <w:rPr>
-                <w:b/>
-              </w:rPr>
-              <w:t>Meaning</w:t>
-            </w:r>
-          </w:p>
-        </w:tc>
-      </w:tr>
-      <w:tr>
-        <w:tc>
-          <w:tcPr>
-            <w:tcW w:type="dxa" w:w="4320"/>
-          </w:tcPr>
-          <w:p>
-            <w:r>
-              <w:t>"prompt sent"</w:t>
-            </w:r>
-          </w:p>
-        </w:tc>
-        <w:tc>
-          <w:tcPr>
-            <w:tcW w:type="dxa" w:w="4320"/>
-          </w:tcPr>
-          <w:p>
-            <w:r>
-              <w:t>MSSD above within-person threshold — prompt was fired</w:t>
-            </w:r>
-          </w:p>
-        </w:tc>
-      </w:tr>
-      <w:tr>
-        <w:tc>
-          <w:tcPr>
-            <w:tcW w:type="dxa" w:w="4320"/>
-          </w:tcPr>
-          <w:p>
-            <w:r>
-              <w:t>"below within-person threshold"</w:t>
-            </w:r>
-          </w:p>
-        </w:tc>
-        <w:tc>
-          <w:tcPr>
-            <w:tcW w:type="dxa" w:w="4320"/>
-          </w:tcPr>
-          <w:p>
-            <w:r>
-              <w:t>MSSD computed but not high enough; no prompt</w:t>
-            </w:r>
-          </w:p>
-        </w:tc>
-      </w:tr>
-      <w:tr>
-        <w:tc>
-          <w:tcPr>
-            <w:tcW w:type="dxa" w:w="4320"/>
-          </w:tcPr>
-          <w:p>
-            <w:r>
-              <w:t>"insufficient within-person history"</w:t>
-            </w:r>
-          </w:p>
-        </w:tc>
-        <w:tc>
-          <w:tcPr>
-            <w:tcW w:type="dxa" w:w="4320"/>
-          </w:tcPr>
-          <w:p>
-            <w:r>
-              <w:t>Fewer than 3 non-null MSSD values yet</w:t>
-            </w:r>
-          </w:p>
-        </w:tc>
-      </w:tr>
-      <w:tr>
-        <w:tc>
-          <w:tcPr>
-            <w:tcW w:type="dxa" w:w="4320"/>
-          </w:tcPr>
-          <w:p>
-            <w:r>
-              <w:t>"missing or insufficient EMA data"</w:t>
-            </w:r>
-          </w:p>
-        </w:tc>
-        <w:tc>
-          <w:tcPr>
-            <w:tcW w:type="dxa" w:w="4320"/>
-          </w:tcPr>
-          <w:p>
-            <w:r>
-              <w:t>EMA row has null Likert scores</w:t>
-            </w:r>
-          </w:p>
-        </w:tc>
-      </w:tr>
-      <w:tr>
-        <w:tc>
-          <w:tcPr>
-            <w:tcW w:type="dxa" w:w="4320"/>
-          </w:tcPr>
-          <w:p>
-            <w:r>
-              <w:t>"cooldown active"</w:t>
-            </w:r>
-          </w:p>
-        </w:tc>
-        <w:tc>
-          <w:tcPr>
-            <w:tcW w:type="dxa" w:w="4320"/>
-          </w:tcPr>
-          <w:p>
-            <w:r>
-              <w:t>Last prompt was within 60 min (configurable)</w:t>
-            </w:r>
-          </w:p>
-        </w:tc>
-      </w:tr>
-      <w:tr>
-        <w:tc>
-          <w:tcPr>
-            <w:tcW w:type="dxa" w:w="4320"/>
-          </w:tcPr>
-          <w:p>
-            <w:r>
-              <w:t>"daily cap reached"</w:t>
-            </w:r>
-          </w:p>
-        </w:tc>
-        <w:tc>
-          <w:tcPr>
-            <w:tcW w:type="dxa" w:w="4320"/>
-          </w:tcPr>
-          <w:p>
-            <w:r>
-              <w:t>Already sent 4 prompts today (configurable)</w:t>
-            </w:r>
-          </w:p>
-        </w:tc>
-      </w:tr>
-    </w:tbl>
-    <w:p>
-      <w:pPr>
-        <w:pStyle w:val="Heading1"/>
-      </w:pPr>
-      <w:r>
-        <w:t>4  Open Research / Contract Questions</w:t>
-      </w:r>
-    </w:p>
-    <w:tbl>
-      <w:tblPr>
-        <w:tblStyle w:val="TableGrid"/>
+        <w:tblStyle w:val="LightGrid-Accent1"/>
         <w:tblW w:type="auto" w:w="0"/>
         <w:tblLook w:firstColumn="1" w:firstRow="1" w:lastColumn="0" w:lastRow="0" w:noHBand="0" w:noVBand="1" w:val="04A0"/>
       </w:tblPr>
@@ -819,6 +1464,7 @@
             <w:r>
               <w:rPr>
                 <w:b/>
+                <w:sz w:val="18"/>
               </w:rPr>
               <w:t>Question</w:t>
             </w:r>
@@ -832,6 +1478,7 @@
             <w:r>
               <w:rPr>
                 <w:b/>
+                <w:sz w:val="18"/>
               </w:rPr>
               <w:t>Owner</w:t>
             </w:r>
@@ -845,6 +1492,7 @@
             <w:r>
               <w:rPr>
                 <w:b/>
+                <w:sz w:val="18"/>
               </w:rPr>
               <w:t>Notes</w:t>
             </w:r>
@@ -858,6 +1506,9 @@
           </w:tcPr>
           <w:p>
             <w:r>
+              <w:rPr>
+                <w:sz w:val="18"/>
+              </w:rPr>
               <w:t>Labfront API vs batch export</w:t>
             </w:r>
           </w:p>
@@ -868,6 +1519,9 @@
           </w:tcPr>
           <w:p>
             <w:r>
+              <w:rPr>
+                <w:sz w:val="18"/>
+              </w:rPr>
               <w:t>Prof. Chang</w:t>
             </w:r>
           </w:p>
@@ -878,7 +1532,17 @@
           </w:tcPr>
           <w:p>
             <w:r>
-              <w:t>Determine pricing and access tier before writing ingest_wearable_data</w:t>
+              <w:rPr>
+                <w:sz w:val="18"/>
+              </w:rPr>
+              <w:t xml:space="preserve">Determine pricing and access tier before writing </w:t>
+            </w:r>
+            <w:r>
+              <w:rPr>
+                <w:rFonts w:ascii="Consolas" w:hAnsi="Consolas"/>
+                <w:sz w:val="18"/>
+              </w:rPr>
+              <w:t>ingest_wearable_data</w:t>
             </w:r>
           </w:p>
         </w:tc>
@@ -890,6 +1554,9 @@
           </w:tcPr>
           <w:p>
             <w:r>
+              <w:rPr>
+                <w:sz w:val="18"/>
+              </w:rPr>
               <w:t>Garmin Venu 3 Labfront compatibility</w:t>
             </w:r>
           </w:p>
@@ -900,6 +1567,9 @@
           </w:tcPr>
           <w:p>
             <w:r>
+              <w:rPr>
+                <w:sz w:val="18"/>
+              </w:rPr>
               <w:t>Prof. Chang</w:t>
             </w:r>
           </w:p>
@@ -910,6 +1580,9 @@
           </w:tcPr>
           <w:p>
             <w:r>
+              <w:rPr>
+                <w:sz w:val="18"/>
+              </w:rPr>
               <w:t>Verify all required data streams (15-sec HR, 3-min stress) are supported before signing contract</w:t>
             </w:r>
           </w:p>
@@ -922,6 +1595,9 @@
           </w:tcPr>
           <w:p>
             <w:r>
+              <w:rPr>
+                <w:sz w:val="18"/>
+              </w:rPr>
               <w:t>Beat-to-beat RR interval collection</w:t>
             </w:r>
           </w:p>
@@ -932,6 +1608,9 @@
           </w:tcPr>
           <w:p>
             <w:r>
+              <w:rPr>
+                <w:sz w:val="18"/>
+              </w:rPr>
               <w:t>Prof. Chang</w:t>
             </w:r>
           </w:p>
@@ -942,6 +1621,9 @@
           </w:tcPr>
           <w:p>
             <w:r>
+              <w:rPr>
+                <w:sz w:val="18"/>
+              </w:rPr>
               <w:t>Confirm device support and IRB permission; would enable HRV analysis</w:t>
             </w:r>
           </w:p>
@@ -954,6 +1636,9 @@
           </w:tcPr>
           <w:p>
             <w:r>
+              <w:rPr>
+                <w:sz w:val="18"/>
+              </w:rPr>
               <w:t>RA access scope</w:t>
             </w:r>
           </w:p>
@@ -964,6 +1649,9 @@
           </w:tcPr>
           <w:p>
             <w:r>
+              <w:rPr>
+                <w:sz w:val="18"/>
+              </w:rPr>
               <w:t>Prof. Chang + IRB</w:t>
             </w:r>
           </w:p>
@@ -974,6 +1662,9 @@
           </w:tcPr>
           <w:p>
             <w:r>
+              <w:rPr>
+                <w:sz w:val="18"/>
+              </w:rPr>
               <w:t>Which fields, which tables; needed before building researcher dashboard</w:t>
             </w:r>
           </w:p>
@@ -986,7 +1677,10 @@
           </w:tcPr>
           <w:p>
             <w:r>
-              <w:t>JITAI threshold values</w:t>
+              <w:rPr>
+                <w:sz w:val="18"/>
+              </w:rPr>
+              <w:t>Alcohol and eating construct — DB fields needed?</w:t>
             </w:r>
           </w:p>
         </w:tc>
@@ -996,6 +1690,9 @@
           </w:tcPr>
           <w:p>
             <w:r>
+              <w:rPr>
+                <w:sz w:val="18"/>
+              </w:rPr>
               <w:t>Prof. Chang</w:t>
             </w:r>
           </w:p>
@@ -1006,7 +1703,10 @@
           </w:tcPr>
           <w:p>
             <w:r>
-              <w:t>Confirm or adjust decision engine defaults (0.80 quantile, 60 min cooldown, 4/day cap)</w:t>
+              <w:rPr>
+                <w:sz w:val="18"/>
+              </w:rPr>
+              <w:t>These constructs currently have zero DB backing; confirm if DB fields are required or Qualtrics is sole source</w:t>
             </w:r>
           </w:p>
         </w:tc>
@@ -1018,7 +1718,10 @@
           </w:tcPr>
           <w:p>
             <w:r>
-              <w:t>Push notification prompt library</w:t>
+              <w:rPr>
+                <w:sz w:val="18"/>
+              </w:rPr>
+              <w:t>Cyber aggression construct mapping</w:t>
             </w:r>
           </w:p>
         </w:tc>
@@ -1028,6 +1731,9 @@
           </w:tcPr>
           <w:p>
             <w:r>
+              <w:rPr>
+                <w:sz w:val="18"/>
+              </w:rPr>
               <w:t>Prof. Chang</w:t>
             </w:r>
           </w:p>
@@ -1038,23 +1744,756 @@
           </w:tcPr>
           <w:p>
             <w:r>
-              <w:t>Define prompt templates and trigger-reason → prompt_id mapping</w:t>
+              <w:rPr>
+                <w:sz w:val="18"/>
+              </w:rPr>
+              <w:t>Confirm compose churn signals (keystroke_count, delete_count) are the designated DB measure</w:t>
             </w:r>
           </w:p>
         </w:tc>
       </w:tr>
     </w:tbl>
+    <w:p/>
     <w:p>
       <w:pPr>
         <w:pStyle w:val="Heading1"/>
       </w:pPr>
       <w:r>
-        <w:t>5  Technical Debt / Known Issues</w:t>
+        <w:t>PI Sign-Offs Received (2026-07-06)</w:t>
       </w:r>
     </w:p>
     <w:tbl>
       <w:tblPr>
-        <w:tblStyle w:val="TableGrid"/>
+        <w:tblStyle w:val="LightGrid-Accent1"/>
+        <w:tblW w:type="auto" w:w="0"/>
+        <w:tblLook w:firstColumn="1" w:firstRow="1" w:lastColumn="0" w:lastRow="0" w:noHBand="0" w:noVBand="1" w:val="04A0"/>
+      </w:tblPr>
+      <w:tblGrid>
+        <w:gridCol w:w="4320"/>
+        <w:gridCol w:w="4320"/>
+      </w:tblGrid>
+      <w:tr>
+        <w:tc>
+          <w:tcPr>
+            <w:tcW w:type="dxa" w:w="4320"/>
+          </w:tcPr>
+          <w:p>
+            <w:r>
+              <w:rPr>
+                <w:b/>
+                <w:sz w:val="18"/>
+              </w:rPr>
+              <w:t>Item</w:t>
+            </w:r>
+          </w:p>
+        </w:tc>
+        <w:tc>
+          <w:tcPr>
+            <w:tcW w:type="dxa" w:w="4320"/>
+          </w:tcPr>
+          <w:p>
+            <w:r>
+              <w:rPr>
+                <w:b/>
+                <w:sz w:val="18"/>
+              </w:rPr>
+              <w:t>Confirmed value</w:t>
+            </w:r>
+          </w:p>
+        </w:tc>
+      </w:tr>
+      <w:tr>
+        <w:tc>
+          <w:tcPr>
+            <w:tcW w:type="dxa" w:w="4320"/>
+          </w:tcPr>
+          <w:p>
+            <w:r>
+              <w:rPr>
+                <w:sz w:val="18"/>
+              </w:rPr>
+              <w:t>Randomization probability p</w:t>
+            </w:r>
+          </w:p>
+        </w:tc>
+        <w:tc>
+          <w:tcPr>
+            <w:tcW w:type="dxa" w:w="4320"/>
+          </w:tcPr>
+          <w:p>
+            <w:r>
+              <w:rPr>
+                <w:sz w:val="18"/>
+              </w:rPr>
+              <w:t>0.5, fixed for whole pilot</w:t>
+            </w:r>
+          </w:p>
+        </w:tc>
+      </w:tr>
+      <w:tr>
+        <w:tc>
+          <w:tcPr>
+            <w:tcW w:type="dxa" w:w="4320"/>
+          </w:tcPr>
+          <w:p>
+            <w:r>
+              <w:rPr>
+                <w:sz w:val="18"/>
+              </w:rPr>
+              <w:t>Decision point trigger</w:t>
+            </w:r>
+          </w:p>
+        </w:tc>
+        <w:tc>
+          <w:tcPr>
+            <w:tcW w:type="dxa" w:w="4320"/>
+          </w:tcPr>
+          <w:p>
+            <w:r>
+              <w:rPr>
+                <w:sz w:val="18"/>
+              </w:rPr>
+              <w:t>EMA completion — one DP per new completed EMA</w:t>
+            </w:r>
+          </w:p>
+        </w:tc>
+      </w:tr>
+      <w:tr>
+        <w:tc>
+          <w:tcPr>
+            <w:tcW w:type="dxa" w:w="4320"/>
+          </w:tcPr>
+          <w:p>
+            <w:r>
+              <w:rPr>
+                <w:sz w:val="18"/>
+              </w:rPr>
+              <w:t>HR/stress eligibility gating</w:t>
+            </w:r>
+          </w:p>
+        </w:tc>
+        <w:tc>
+          <w:tcPr>
+            <w:tcW w:type="dxa" w:w="4320"/>
+          </w:tcPr>
+          <w:p>
+            <w:r>
+              <w:rPr>
+                <w:sz w:val="18"/>
+              </w:rPr>
+              <w:t>No — covariates only; MSSD is the sole eligibility signal</w:t>
+            </w:r>
+          </w:p>
+        </w:tc>
+      </w:tr>
+      <w:tr>
+        <w:tc>
+          <w:tcPr>
+            <w:tcW w:type="dxa" w:w="4320"/>
+          </w:tcPr>
+          <w:p>
+            <w:r>
+              <w:rPr>
+                <w:sz w:val="18"/>
+              </w:rPr>
+              <w:t>Cooldown between prompts</w:t>
+            </w:r>
+          </w:p>
+        </w:tc>
+        <w:tc>
+          <w:tcPr>
+            <w:tcW w:type="dxa" w:w="4320"/>
+          </w:tcPr>
+          <w:p>
+            <w:r>
+              <w:rPr>
+                <w:sz w:val="18"/>
+              </w:rPr>
+              <w:t>60 minutes</w:t>
+            </w:r>
+          </w:p>
+        </w:tc>
+      </w:tr>
+      <w:tr>
+        <w:tc>
+          <w:tcPr>
+            <w:tcW w:type="dxa" w:w="4320"/>
+          </w:tcPr>
+          <w:p>
+            <w:r>
+              <w:rPr>
+                <w:sz w:val="18"/>
+              </w:rPr>
+              <w:t>Daily prompt cap</w:t>
+            </w:r>
+          </w:p>
+        </w:tc>
+        <w:tc>
+          <w:tcPr>
+            <w:tcW w:type="dxa" w:w="4320"/>
+          </w:tcPr>
+          <w:p>
+            <w:r>
+              <w:rPr>
+                <w:sz w:val="18"/>
+              </w:rPr>
+              <w:t>4 per day</w:t>
+            </w:r>
+          </w:p>
+        </w:tc>
+      </w:tr>
+      <w:tr>
+        <w:tc>
+          <w:tcPr>
+            <w:tcW w:type="dxa" w:w="4320"/>
+          </w:tcPr>
+          <w:p>
+            <w:r>
+              <w:rPr>
+                <w:sz w:val="18"/>
+              </w:rPr>
+              <w:t>Failed delivery retry policy</w:t>
+            </w:r>
+          </w:p>
+        </w:tc>
+        <w:tc>
+          <w:tcPr>
+            <w:tcW w:type="dxa" w:w="4320"/>
+          </w:tcPr>
+          <w:p>
+            <w:r>
+              <w:rPr>
+                <w:sz w:val="18"/>
+              </w:rPr>
+              <w:t>One immediate retry for transient Expo errors; no delayed redelivery</w:t>
+            </w:r>
+          </w:p>
+        </w:tc>
+      </w:tr>
+      <w:tr>
+        <w:tc>
+          <w:tcPr>
+            <w:tcW w:type="dxa" w:w="4320"/>
+          </w:tcPr>
+          <w:p>
+            <w:r>
+              <w:rPr>
+                <w:sz w:val="18"/>
+              </w:rPr>
+              <w:t>JITAI trigger threshold quantile</w:t>
+            </w:r>
+          </w:p>
+        </w:tc>
+        <w:tc>
+          <w:tcPr>
+            <w:tcW w:type="dxa" w:w="4320"/>
+          </w:tcPr>
+          <w:p>
+            <w:r>
+              <w:rPr>
+                <w:sz w:val="18"/>
+              </w:rPr>
+              <w:t>0.80 within-person expanding percentile (confirmed as default)</w:t>
+            </w:r>
+          </w:p>
+        </w:tc>
+      </w:tr>
+    </w:tbl>
+    <w:p/>
+    <w:p>
+      <w:pPr>
+        <w:pStyle w:val="Heading1"/>
+      </w:pPr>
+      <w:r>
+        <w:t>Completed Implementation</w:t>
+      </w:r>
+    </w:p>
+    <w:p>
+      <w:pPr>
+        <w:pStyle w:val="Heading2"/>
+      </w:pPr>
+      <w:r>
+        <w:t>JITAI MRT Celery Task (2026-07-06)</w:t>
+      </w:r>
+    </w:p>
+    <w:p>
+      <w:r>
+        <w:rPr>
+          <w:b/>
+        </w:rPr>
+        <w:t>Commits:</w:t>
+      </w:r>
+      <w:r>
+        <w:t xml:space="preserve"> </w:t>
+      </w:r>
+      <w:r>
+        <w:rPr>
+          <w:rFonts w:ascii="Consolas" w:hAnsi="Consolas"/>
+          <w:sz w:val="20"/>
+        </w:rPr>
+        <w:t>9d87afb</w:t>
+      </w:r>
+      <w:r>
+        <w:t xml:space="preserve"> → </w:t>
+      </w:r>
+      <w:r>
+        <w:rPr>
+          <w:rFonts w:ascii="Consolas" w:hAnsi="Consolas"/>
+          <w:sz w:val="20"/>
+        </w:rPr>
+        <w:t>a149033</w:t>
+      </w:r>
+      <w:r>
+        <w:t xml:space="preserve"> (branch </w:t>
+      </w:r>
+      <w:r>
+        <w:rPr>
+          <w:rFonts w:ascii="Consolas" w:hAnsi="Consolas"/>
+          <w:sz w:val="20"/>
+        </w:rPr>
+        <w:t>feat-Final-Database-Model</w:t>
+      </w:r>
+      <w:r>
+        <w:t xml:space="preserve">) </w:t>
+      </w:r>
+      <w:r>
+        <w:rPr>
+          <w:b/>
+        </w:rPr>
+        <w:t>Files changed:</w:t>
+      </w:r>
+      <w:r>
+        <w:t xml:space="preserve"> </w:t>
+      </w:r>
+      <w:r>
+        <w:rPr>
+          <w:rFonts w:ascii="Consolas" w:hAnsi="Consolas"/>
+          <w:sz w:val="20"/>
+        </w:rPr>
+        <w:t>app/models.py</w:t>
+      </w:r>
+      <w:r>
+        <w:t xml:space="preserve">, </w:t>
+      </w:r>
+      <w:r>
+        <w:rPr>
+          <w:rFonts w:ascii="Consolas" w:hAnsi="Consolas"/>
+          <w:sz w:val="20"/>
+        </w:rPr>
+        <w:t>app/migrations/0035_jitailog_mrt_fields.py</w:t>
+      </w:r>
+      <w:r>
+        <w:t xml:space="preserve">, </w:t>
+      </w:r>
+      <w:r>
+        <w:rPr>
+          <w:rFonts w:ascii="Consolas" w:hAnsi="Consolas"/>
+          <w:sz w:val="20"/>
+        </w:rPr>
+        <w:t>decision_engine/decision_engine.py</w:t>
+      </w:r>
+      <w:r>
+        <w:t xml:space="preserve">, </w:t>
+      </w:r>
+      <w:r>
+        <w:rPr>
+          <w:rFonts w:ascii="Consolas" w:hAnsi="Consolas"/>
+          <w:sz w:val="20"/>
+        </w:rPr>
+        <w:t>app/tasks.py</w:t>
+      </w:r>
+      <w:r>
+        <w:t xml:space="preserve">, </w:t>
+      </w:r>
+      <w:r>
+        <w:rPr>
+          <w:rFonts w:ascii="Consolas" w:hAnsi="Consolas"/>
+          <w:sz w:val="20"/>
+        </w:rPr>
+        <w:t>app/notification_service.py</w:t>
+      </w:r>
+      <w:r>
+        <w:t xml:space="preserve">, </w:t>
+      </w:r>
+      <w:r>
+        <w:rPr>
+          <w:rFonts w:ascii="Consolas" w:hAnsi="Consolas"/>
+          <w:sz w:val="20"/>
+        </w:rPr>
+        <w:t>app/serializers.py</w:t>
+      </w:r>
+      <w:r>
+        <w:t xml:space="preserve">, </w:t>
+      </w:r>
+      <w:r>
+        <w:rPr>
+          <w:rFonts w:ascii="Consolas" w:hAnsi="Consolas"/>
+          <w:sz w:val="20"/>
+        </w:rPr>
+        <w:t>app/tests.py</w:t>
+      </w:r>
+      <w:r>
+        <w:t xml:space="preserve"> </w:t>
+      </w:r>
+      <w:r>
+        <w:rPr>
+          <w:b/>
+        </w:rPr>
+        <w:t>Test count:</w:t>
+      </w:r>
+      <w:r>
+        <w:t xml:space="preserve"> 152 → 176 (all passing)</w:t>
+      </w:r>
+    </w:p>
+    <w:p>
+      <w:r>
+        <w:t>What was built:</w:t>
+      </w:r>
+    </w:p>
+    <w:p>
+      <w:pPr>
+        <w:pStyle w:val="ListBullet"/>
+      </w:pPr>
+      <w:r>
+        <w:rPr>
+          <w:rFonts w:ascii="Consolas" w:hAnsi="Consolas"/>
+          <w:sz w:val="20"/>
+        </w:rPr>
+        <w:t>JITAILog</w:t>
+      </w:r>
+      <w:r>
+        <w:t xml:space="preserve"> schema — </w:t>
+      </w:r>
+      <w:r>
+        <w:rPr>
+          <w:rFonts w:ascii="Consolas" w:hAnsi="Consolas"/>
+          <w:sz w:val="20"/>
+        </w:rPr>
+        <w:t>decision_point_id</w:t>
+      </w:r>
+      <w:r>
+        <w:t xml:space="preserve"> (UNIQUE, idempotency key), </w:t>
+      </w:r>
+      <w:r>
+        <w:rPr>
+          <w:rFonts w:ascii="Consolas" w:hAnsi="Consolas"/>
+          <w:sz w:val="20"/>
+        </w:rPr>
+        <w:t>randomization_probability</w:t>
+      </w:r>
+      <w:r>
+        <w:t xml:space="preserve">, </w:t>
+      </w:r>
+      <w:r>
+        <w:rPr>
+          <w:rFonts w:ascii="Consolas" w:hAnsi="Consolas"/>
+          <w:sz w:val="20"/>
+        </w:rPr>
+        <w:t>randomization_draw</w:t>
+      </w:r>
+      <w:r>
+        <w:t xml:space="preserve">; status choices expanded to include </w:t>
+      </w:r>
+      <w:r>
+        <w:rPr>
+          <w:rFonts w:ascii="Consolas" w:hAnsi="Consolas"/>
+          <w:sz w:val="20"/>
+        </w:rPr>
+        <w:t>pending</w:t>
+      </w:r>
+      <w:r>
+        <w:t xml:space="preserve"> and </w:t>
+      </w:r>
+      <w:r>
+        <w:rPr>
+          <w:rFonts w:ascii="Consolas" w:hAnsi="Consolas"/>
+          <w:sz w:val="20"/>
+        </w:rPr>
+        <w:t>not_sent</w:t>
+      </w:r>
+      <w:r>
+        <w:t xml:space="preserve">; default changed to </w:t>
+      </w:r>
+      <w:r>
+        <w:rPr>
+          <w:rFonts w:ascii="Consolas" w:hAnsi="Consolas"/>
+          <w:sz w:val="20"/>
+        </w:rPr>
+        <w:t>pending</w:t>
+      </w:r>
+    </w:p>
+    <w:p>
+      <w:pPr>
+        <w:pStyle w:val="ListBullet"/>
+      </w:pPr>
+      <w:r>
+        <w:t xml:space="preserve">Decision engine — </w:t>
+      </w:r>
+      <w:r>
+        <w:rPr>
+          <w:rFonts w:ascii="Consolas" w:hAnsi="Consolas"/>
+          <w:sz w:val="20"/>
+        </w:rPr>
+        <w:t>apply_decision_rules()</w:t>
+      </w:r>
+      <w:r>
+        <w:t xml:space="preserve"> now returns </w:t>
+      </w:r>
+      <w:r>
+        <w:rPr>
+          <w:rFonts w:ascii="Consolas" w:hAnsi="Consolas"/>
+          <w:sz w:val="20"/>
+        </w:rPr>
+        <w:t>eligible</w:t>
+      </w:r>
+      <w:r>
+        <w:t xml:space="preserve"> column (not </w:t>
+      </w:r>
+      <w:r>
+        <w:rPr>
+          <w:rFonts w:ascii="Consolas" w:hAnsi="Consolas"/>
+          <w:sz w:val="20"/>
+        </w:rPr>
+        <w:t>send_prompt</w:t>
+      </w:r>
+      <w:r>
+        <w:t>); coin flip moved to task layer</w:t>
+      </w:r>
+    </w:p>
+    <w:p>
+      <w:pPr>
+        <w:pStyle w:val="ListBullet"/>
+      </w:pPr>
+      <w:r>
+        <w:rPr>
+          <w:rFonts w:ascii="Consolas" w:hAnsi="Consolas"/>
+          <w:sz w:val="20"/>
+        </w:rPr>
+        <w:t>_evaluate_user</w:t>
+      </w:r>
+      <w:r>
+        <w:t xml:space="preserve"> — </w:t>
+      </w:r>
+      <w:r>
+        <w:rPr>
+          <w:rFonts w:ascii="Consolas" w:hAnsi="Consolas"/>
+          <w:sz w:val="20"/>
+        </w:rPr>
+        <w:t>get_or_create</w:t>
+      </w:r>
+      <w:r>
+        <w:t xml:space="preserve"> idempotency, coin flip at p=0.5, full MRT record written before delivery</w:t>
+      </w:r>
+    </w:p>
+    <w:p>
+      <w:pPr>
+        <w:pStyle w:val="ListBullet"/>
+      </w:pPr>
+      <w:r>
+        <w:rPr>
+          <w:rFonts w:ascii="Consolas" w:hAnsi="Consolas"/>
+          <w:sz w:val="20"/>
+        </w:rPr>
+        <w:t>send_jitai_prompt</w:t>
+      </w:r>
+      <w:r>
+        <w:t xml:space="preserve"> — one immediate retry on </w:t>
+      </w:r>
+      <w:r>
+        <w:rPr>
+          <w:rFonts w:ascii="Consolas" w:hAnsi="Consolas"/>
+          <w:sz w:val="20"/>
+        </w:rPr>
+        <w:t>PushServerError</w:t>
+      </w:r>
+      <w:r>
+        <w:t>/</w:t>
+      </w:r>
+      <w:r>
+        <w:rPr>
+          <w:rFonts w:ascii="Consolas" w:hAnsi="Consolas"/>
+          <w:sz w:val="20"/>
+        </w:rPr>
+        <w:t>PushTicketError</w:t>
+      </w:r>
+      <w:r>
+        <w:t xml:space="preserve">; </w:t>
+      </w:r>
+      <w:r>
+        <w:rPr>
+          <w:rFonts w:ascii="Consolas" w:hAnsi="Consolas"/>
+          <w:sz w:val="20"/>
+        </w:rPr>
+        <w:t>status='delivered'</w:t>
+      </w:r>
+      <w:r>
+        <w:t xml:space="preserve"> set explicitly on success; </w:t>
+      </w:r>
+      <w:r>
+        <w:rPr>
+          <w:rFonts w:ascii="Consolas" w:hAnsi="Consolas"/>
+          <w:sz w:val="20"/>
+        </w:rPr>
+        <w:t>DeviceNotRegisteredError</w:t>
+      </w:r>
+      <w:r>
+        <w:t xml:space="preserve"> clears token</w:t>
+      </w:r>
+    </w:p>
+    <w:p>
+      <w:pPr>
+        <w:pStyle w:val="ListBullet"/>
+      </w:pPr>
+      <w:r>
+        <w:t xml:space="preserve">Serializers — </w:t>
+      </w:r>
+      <w:r>
+        <w:rPr>
+          <w:rFonts w:ascii="Consolas" w:hAnsi="Consolas"/>
+          <w:sz w:val="20"/>
+        </w:rPr>
+        <w:t>JITAILogSerializer</w:t>
+      </w:r>
+      <w:r>
+        <w:t xml:space="preserve"> and </w:t>
+      </w:r>
+      <w:r>
+        <w:rPr>
+          <w:rFonts w:ascii="Consolas" w:hAnsi="Consolas"/>
+          <w:sz w:val="20"/>
+        </w:rPr>
+        <w:t>TelemetryJITAILogSerializer</w:t>
+      </w:r>
+      <w:r>
+        <w:t xml:space="preserve"> expose all three new fields</w:t>
+      </w:r>
+    </w:p>
+    <w:p/>
+    <w:p>
+      <w:pPr>
+        <w:pStyle w:val="Heading1"/>
+      </w:pPr>
+      <w:r>
+        <w:t>Technical Debt / Known Issues</w:t>
+      </w:r>
+    </w:p>
+    <w:p>
+      <w:pPr>
+        <w:pStyle w:val="Heading2"/>
+      </w:pPr>
+      <w:r>
+        <w:t>`screen_name` Vocabulary on PhoneTelemetry</w:t>
+      </w:r>
+    </w:p>
+    <w:p>
+      <w:r>
+        <w:rPr>
+          <w:b/>
+        </w:rPr>
+        <w:t>File:</w:t>
+      </w:r>
+      <w:r>
+        <w:t xml:space="preserve"> </w:t>
+      </w:r>
+      <w:r>
+        <w:rPr>
+          <w:rFonts w:ascii="Consolas" w:hAnsi="Consolas"/>
+          <w:sz w:val="20"/>
+        </w:rPr>
+        <w:t>app/models.py</w:t>
+      </w:r>
+      <w:r>
+        <w:t xml:space="preserve"> — </w:t>
+      </w:r>
+      <w:r>
+        <w:rPr>
+          <w:rFonts w:ascii="Consolas" w:hAnsi="Consolas"/>
+          <w:sz w:val="20"/>
+        </w:rPr>
+        <w:t>PhoneTelemetry.screen_name</w:t>
+      </w:r>
+      <w:r>
+        <w:t xml:space="preserve"> field </w:t>
+      </w:r>
+      <w:r>
+        <w:rPr>
+          <w:b/>
+        </w:rPr>
+        <w:t>Issue:</w:t>
+      </w:r>
+      <w:r>
+        <w:t xml:space="preserve"> Field is nullable pending a controlled vocabulary from Prof. Chang </w:t>
+      </w:r>
+      <w:r>
+        <w:rPr>
+          <w:b/>
+        </w:rPr>
+        <w:t>Action:</w:t>
+      </w:r>
+      <w:r>
+        <w:t xml:space="preserve"> Once screen names are defined in the React Native app, add a </w:t>
+      </w:r>
+      <w:r>
+        <w:rPr>
+          <w:rFonts w:ascii="Consolas" w:hAnsi="Consolas"/>
+          <w:sz w:val="20"/>
+        </w:rPr>
+        <w:t>choices</w:t>
+      </w:r>
+      <w:r>
+        <w:t xml:space="preserve"> constraint and make the field non-nullable</w:t>
+      </w:r>
+    </w:p>
+    <w:p>
+      <w:pPr>
+        <w:pStyle w:val="Heading2"/>
+      </w:pPr>
+      <w:r>
+        <w:t>JITAI: `'0.5'` hardcoded as env var fallback</w:t>
+      </w:r>
+    </w:p>
+    <w:p>
+      <w:r>
+        <w:rPr>
+          <w:b/>
+        </w:rPr>
+        <w:t>File:</w:t>
+      </w:r>
+      <w:r>
+        <w:t xml:space="preserve"> </w:t>
+      </w:r>
+      <w:r>
+        <w:rPr>
+          <w:rFonts w:ascii="Consolas" w:hAnsi="Consolas"/>
+          <w:sz w:val="20"/>
+        </w:rPr>
+        <w:t>app/tasks.py:29</w:t>
+      </w:r>
+      <w:r>
+        <w:t xml:space="preserve"> </w:t>
+      </w:r>
+      <w:r>
+        <w:rPr>
+          <w:b/>
+        </w:rPr>
+        <w:t>Status:</w:t>
+      </w:r>
+      <w:r>
+        <w:t xml:space="preserve"> Still present, but no longer a real risk — the PI Sign-Offs table above confirms 0.5 fixed for the whole pilot, so defaulting to it is now correct behavior. Low-priority: could still raise/log loudly if the env var is absent, purely as a startup sanity check.</w:t>
+      </w:r>
+    </w:p>
+    <w:p/>
+    <w:p>
+      <w:pPr>
+        <w:pStyle w:val="Heading1"/>
+      </w:pPr>
+      <w:r>
+        <w:t>Environment Variables Required (Not Yet Set in Heroku)</w:t>
+      </w:r>
+    </w:p>
+    <w:tbl>
+      <w:tblPr>
+        <w:tblStyle w:val="LightGrid-Accent1"/>
         <w:tblW w:type="auto" w:w="0"/>
         <w:tblLook w:firstColumn="1" w:firstRow="1" w:lastColumn="0" w:lastRow="0" w:noHBand="0" w:noVBand="1" w:val="04A0"/>
       </w:tblPr>
@@ -1072,272 +2511,7 @@
             <w:r>
               <w:rPr>
                 <w:b/>
-              </w:rPr>
-              <w:t>Issue</w:t>
-            </w:r>
-          </w:p>
-        </w:tc>
-        <w:tc>
-          <w:tcPr>
-            <w:tcW w:type="dxa" w:w="2880"/>
-          </w:tcPr>
-          <w:p>
-            <w:r>
-              <w:rPr>
-                <w:b/>
-              </w:rPr>
-              <w:t>File / Location</w:t>
-            </w:r>
-          </w:p>
-        </w:tc>
-        <w:tc>
-          <w:tcPr>
-            <w:tcW w:type="dxa" w:w="2880"/>
-          </w:tcPr>
-          <w:p>
-            <w:r>
-              <w:rPr>
-                <w:b/>
-              </w:rPr>
-              <w:t>Action</w:t>
-            </w:r>
-          </w:p>
-        </w:tc>
-      </w:tr>
-      <w:tr>
-        <w:tc>
-          <w:tcPr>
-            <w:tcW w:type="dxa" w:w="2880"/>
-          </w:tcPr>
-          <w:p>
-            <w:r>
-              <w:t>Legacy poll_cfbd management command</w:t>
-            </w:r>
-          </w:p>
-        </w:tc>
-        <w:tc>
-          <w:tcPr>
-            <w:tcW w:type="dxa" w:w="2880"/>
-          </w:tcPr>
-          <w:p>
-            <w:r>
-              <w:t>app/management/commands/poll_cfbd.py</w:t>
-            </w:r>
-          </w:p>
-        </w:tc>
-        <w:tc>
-          <w:tcPr>
-            <w:tcW w:type="dxa" w:w="2880"/>
-          </w:tcPr>
-          <w:p>
-            <w:r>
-              <w:t>Can be deleted entirely once REACT study launches — HealthyGator legacy code with no role in REACT</w:t>
-            </w:r>
-          </w:p>
-        </w:tc>
-      </w:tr>
-      <w:tr>
-        <w:tc>
-          <w:tcPr>
-            <w:tcW w:type="dxa" w:w="2880"/>
-          </w:tcPr>
-          <w:p>
-            <w:r>
-              <w:t>dj-database-url missing from requirements.txt</w:t>
-            </w:r>
-          </w:p>
-        </w:tc>
-        <w:tc>
-          <w:tcPr>
-            <w:tcW w:type="dxa" w:w="2880"/>
-          </w:tcPr>
-          <w:p>
-            <w:r>
-              <w:t>project/settings.py imports dj_database_url</w:t>
-            </w:r>
-          </w:p>
-        </w:tc>
-        <w:tc>
-          <w:tcPr>
-            <w:tcW w:type="dxa" w:w="2880"/>
-          </w:tcPr>
-          <w:p>
-            <w:r>
-              <w:t>dj-database-url==2.3.0 is in requirements_mac.txt — add it to requirements.txt</w:t>
-            </w:r>
-          </w:p>
-        </w:tc>
-      </w:tr>
-      <w:tr>
-        <w:tc>
-          <w:tcPr>
-            <w:tcW w:type="dxa" w:w="2880"/>
-          </w:tcPr>
-          <w:p>
-            <w:r>
-              <w:t>Swagger API title still reads "Healthy Gator Sports Fan API Viewer"</w:t>
-            </w:r>
-          </w:p>
-        </w:tc>
-        <w:tc>
-          <w:tcPr>
-            <w:tcW w:type="dxa" w:w="2880"/>
-          </w:tcPr>
-          <w:p>
-            <w:r>
-              <w:t>project/urls.py line 27</w:t>
-            </w:r>
-          </w:p>
-        </w:tc>
-        <w:tc>
-          <w:tcPr>
-            <w:tcW w:type="dxa" w:w="2880"/>
-          </w:tcPr>
-          <w:p>
-            <w:r>
-              <w:t>Update to REACT</w:t>
-            </w:r>
-          </w:p>
-        </w:tc>
-      </w:tr>
-      <w:tr>
-        <w:tc>
-          <w:tcPr>
-            <w:tcW w:type="dxa" w:w="2880"/>
-          </w:tcPr>
-          <w:p>
-            <w:r>
-              <w:t>PhoneTelemetry.screen_name has no controlled vocabulary</w:t>
-            </w:r>
-          </w:p>
-        </w:tc>
-        <w:tc>
-          <w:tcPr>
-            <w:tcW w:type="dxa" w:w="2880"/>
-          </w:tcPr>
-          <w:p>
-            <w:r>
-              <w:t>app/models.py — PhoneTelemetry.screen_name</w:t>
-            </w:r>
-          </w:p>
-        </w:tc>
-        <w:tc>
-          <w:tcPr>
-            <w:tcW w:type="dxa" w:w="2880"/>
-          </w:tcPr>
-          <w:p>
-            <w:r>
-              <w:t>Once screen names are defined in the React Native app, add a choices constraint and make the field non-nullable</w:t>
-            </w:r>
-          </w:p>
-        </w:tc>
-      </w:tr>
-    </w:tbl>
-    <w:p>
-      <w:pPr>
-        <w:pStyle w:val="Heading2"/>
-      </w:pPr>
-      <w:r>
-        <w:t>5.1  game_clock_state cache never populated</w:t>
-      </w:r>
-    </w:p>
-    <w:p>
-      <w:pPr/>
-      <w:r>
-        <w:t>get_game_clock_state() in app/utils.py is architecturally correct and stamped on every phone_telemetry and engagement_log row at ingest time. However, no Celery task currently populates the uf_football_games_{year} key in Redis. As a result, every event is stamped game_clock_state="pre" (cache miss fallback). This is acceptable during development but must be resolved before the season starts.</w:t>
-      </w:r>
-    </w:p>
-    <w:p>
-      <w:pPr/>
-      <w:r>
-        <w:t>What needs to be built:</w:t>
-      </w:r>
-    </w:p>
-    <w:p>
-      <w:pPr>
-        <w:pStyle w:val="ListBullet"/>
-      </w:pPr>
-      <w:r>
-        <w:t>A new Celery task (e.g. refresh_game_schedule) that fetches the UF football schedule from the CFBD API and writes it to cache.set("uf_football_games_{year}", games_list, timeout=86400)</w:t>
-      </w:r>
-    </w:p>
-    <w:p>
-      <w:pPr>
-        <w:pStyle w:val="ListBullet"/>
-      </w:pPr>
-      <w:r>
-        <w:t>The task should run once daily (Celery Beat) and also be triggerable manually before each game week</w:t>
-      </w:r>
-    </w:p>
-    <w:p>
-      <w:pPr>
-        <w:pStyle w:val="ListBullet"/>
-      </w:pPr>
-      <w:r>
-        <w:t>Each game entry must include a timezone-aware startDate datetime so get_game_clock_state() can compare it against datetime.now(utc)</w:t>
-      </w:r>
-    </w:p>
-    <w:p>
-      <w:pPr>
-        <w:pStyle w:val="ListBullet"/>
-      </w:pPr>
-      <w:r>
-        <w:t>CFBD_API_KEY must be added as a Heroku config var (already imported in utils.py as cfbd)</w:t>
-      </w:r>
-    </w:p>
-    <w:p>
-      <w:pPr/>
-      <w:r>
-        <w:t>Deadline: must be live before the first UF home game (late August 2026). Without it, all game_clock_state values in the research dataset will be "pre" for the entire season.</w:t>
-      </w:r>
-    </w:p>
-    <w:p>
-      <w:pPr/>
-    </w:p>
-    <w:p>
-      <w:pPr>
-        <w:pStyle w:val="Heading1"/>
-      </w:pPr>
-      <w:r>
-        <w:t>6  Environment Variables Required (Not Yet Set in Heroku)</w:t>
-      </w:r>
-    </w:p>
-    <w:p>
-      <w:pPr>
-        <w:pStyle w:val="ListBullet"/>
-      </w:pPr>
-      <w:r>
-        <w:t>REDIS_URL — Heroku Redis add-on URL. Required for get_game_clock_state() cache and Celery broker. Without it Django falls back to redis://localhost:6379/0 which does not exist on Heroku web dynos, causing 500 errors on /telemetry/phone/ and /telemetry/engagement/. Verify with: heroku config:get REDIS_URL</w:t>
-      </w:r>
-    </w:p>
-    <w:p>
-      <w:pPr>
-        <w:pStyle w:val="ListBullet"/>
-      </w:pPr>
-      <w:r>
-        <w:t>CFBD_API_KEY — College Football Data API key. Required by the forthcoming refresh_game_schedule task (see 5.1). Not yet needed but should be added before season.</w:t>
-      </w:r>
-    </w:p>
-    <w:tbl>
-      <w:tblPr>
-        <w:tblStyle w:val="TableGrid"/>
-        <w:tblW w:type="auto" w:w="0"/>
-        <w:tblLook w:firstColumn="1" w:firstRow="1" w:lastColumn="0" w:lastRow="0" w:noHBand="0" w:noVBand="1" w:val="04A0"/>
-      </w:tblPr>
-      <w:tblGrid>
-        <w:gridCol w:w="2880"/>
-        <w:gridCol w:w="2880"/>
-        <w:gridCol w:w="2880"/>
-      </w:tblGrid>
-      <w:tr>
-        <w:tc>
-          <w:tcPr>
-            <w:tcW w:type="dxa" w:w="2880"/>
-          </w:tcPr>
-          <w:p>
-            <w:r>
-              <w:rPr>
-                <w:b/>
+                <w:sz w:val="18"/>
               </w:rPr>
               <w:t>Variable</w:t>
             </w:r>
@@ -1351,6 +2525,7 @@
             <w:r>
               <w:rPr>
                 <w:b/>
+                <w:sz w:val="18"/>
               </w:rPr>
               <w:t>Used In</w:t>
             </w:r>
@@ -1364,6 +2539,7 @@
             <w:r>
               <w:rPr>
                 <w:b/>
+                <w:sz w:val="18"/>
               </w:rPr>
               <w:t>Description</w:t>
             </w:r>
@@ -1377,6 +2553,10 @@
           </w:tcPr>
           <w:p>
             <w:r>
+              <w:rPr>
+                <w:rFonts w:ascii="Consolas" w:hAnsi="Consolas"/>
+                <w:sz w:val="18"/>
+              </w:rPr>
               <w:t>LABFRONT_API_KEY</w:t>
             </w:r>
           </w:p>
@@ -1387,7 +2567,17 @@
           </w:tcPr>
           <w:p>
             <w:r>
-              <w:t>ingest_wearable_data (pending)</w:t>
+              <w:rPr>
+                <w:rFonts w:ascii="Consolas" w:hAnsi="Consolas"/>
+                <w:sz w:val="18"/>
+              </w:rPr>
+              <w:t>ingest_wearable_data</w:t>
+            </w:r>
+            <w:r>
+              <w:rPr>
+                <w:sz w:val="18"/>
+              </w:rPr>
+              <w:t xml:space="preserve"> (pending)</w:t>
             </w:r>
           </w:p>
         </w:tc>
@@ -1397,6 +2587,9 @@
           </w:tcPr>
           <w:p>
             <w:r>
+              <w:rPr>
+                <w:sz w:val="18"/>
+              </w:rPr>
               <w:t>Study-level Labfront API key</w:t>
             </w:r>
           </w:p>
@@ -1409,6 +2602,10 @@
           </w:tcPr>
           <w:p>
             <w:r>
+              <w:rPr>
+                <w:rFonts w:ascii="Consolas" w:hAnsi="Consolas"/>
+                <w:sz w:val="18"/>
+              </w:rPr>
               <w:t>JITAI_DEFAULT_PROMPT_ID</w:t>
             </w:r>
           </w:p>
@@ -1419,6 +2616,10 @@
           </w:tcPr>
           <w:p>
             <w:r>
+              <w:rPr>
+                <w:rFonts w:ascii="Consolas" w:hAnsi="Consolas"/>
+                <w:sz w:val="18"/>
+              </w:rPr>
               <w:t>notification_service.py</w:t>
             </w:r>
           </w:p>
@@ -1429,6 +2630,9 @@
           </w:tcPr>
           <w:p>
             <w:r>
+              <w:rPr>
+                <w:sz w:val="18"/>
+              </w:rPr>
               <w:t>Default prompt template key sent to mobile app</w:t>
             </w:r>
           </w:p>
@@ -1441,6 +2645,10 @@
           </w:tcPr>
           <w:p>
             <w:r>
+              <w:rPr>
+                <w:rFonts w:ascii="Consolas" w:hAnsi="Consolas"/>
+                <w:sz w:val="18"/>
+              </w:rPr>
               <w:t>JITAI_HR_PROMPT_ID</w:t>
             </w:r>
           </w:p>
@@ -1451,7 +2659,17 @@
           </w:tcPr>
           <w:p>
             <w:r>
-              <w:t>notification_service.py (future)</w:t>
+              <w:rPr>
+                <w:rFonts w:ascii="Consolas" w:hAnsi="Consolas"/>
+                <w:sz w:val="18"/>
+              </w:rPr>
+              <w:t>notification_service.py</w:t>
+            </w:r>
+            <w:r>
+              <w:rPr>
+                <w:sz w:val="18"/>
+              </w:rPr>
+              <w:t xml:space="preserve"> (future)</w:t>
             </w:r>
           </w:p>
         </w:tc>
@@ -1461,6 +2679,9 @@
           </w:tcPr>
           <w:p>
             <w:r>
+              <w:rPr>
+                <w:sz w:val="18"/>
+              </w:rPr>
               <w:t>HR-triggered prompt template key</w:t>
             </w:r>
           </w:p>
@@ -1473,6 +2694,10 @@
           </w:tcPr>
           <w:p>
             <w:r>
+              <w:rPr>
+                <w:rFonts w:ascii="Consolas" w:hAnsi="Consolas"/>
+                <w:sz w:val="18"/>
+              </w:rPr>
               <w:t>JITAI_MOOD_PROMPT_ID</w:t>
             </w:r>
           </w:p>
@@ -1483,7 +2708,17 @@
           </w:tcPr>
           <w:p>
             <w:r>
-              <w:t>notification_service.py (future)</w:t>
+              <w:rPr>
+                <w:rFonts w:ascii="Consolas" w:hAnsi="Consolas"/>
+                <w:sz w:val="18"/>
+              </w:rPr>
+              <w:t>notification_service.py</w:t>
+            </w:r>
+            <w:r>
+              <w:rPr>
+                <w:sz w:val="18"/>
+              </w:rPr>
+              <w:t xml:space="preserve"> (future)</w:t>
             </w:r>
           </w:p>
         </w:tc>
@@ -1493,7 +2728,66 @@
           </w:tcPr>
           <w:p>
             <w:r>
+              <w:rPr>
+                <w:sz w:val="18"/>
+              </w:rPr>
               <w:t>Low-mood prompt template key</w:t>
+            </w:r>
+          </w:p>
+        </w:tc>
+      </w:tr>
+      <w:tr>
+        <w:tc>
+          <w:tcPr>
+            <w:tcW w:type="dxa" w:w="2880"/>
+          </w:tcPr>
+          <w:p>
+            <w:r>
+              <w:rPr>
+                <w:rFonts w:ascii="Consolas" w:hAnsi="Consolas"/>
+                <w:sz w:val="18"/>
+              </w:rPr>
+              <w:t>JITAI_RANDOMIZATION_PROBABILITY</w:t>
+            </w:r>
+          </w:p>
+        </w:tc>
+        <w:tc>
+          <w:tcPr>
+            <w:tcW w:type="dxa" w:w="2880"/>
+          </w:tcPr>
+          <w:p>
+            <w:r>
+              <w:rPr>
+                <w:rFonts w:ascii="Consolas" w:hAnsi="Consolas"/>
+                <w:sz w:val="18"/>
+              </w:rPr>
+              <w:t>tasks.py</w:t>
+            </w:r>
+            <w:r>
+              <w:rPr>
+                <w:sz w:val="18"/>
+              </w:rPr>
+              <w:t xml:space="preserve"> → </w:t>
+            </w:r>
+            <w:r>
+              <w:rPr>
+                <w:rFonts w:ascii="Consolas" w:hAnsi="Consolas"/>
+                <w:sz w:val="18"/>
+              </w:rPr>
+              <w:t>_evaluate_user</w:t>
+            </w:r>
+          </w:p>
+        </w:tc>
+        <w:tc>
+          <w:tcPr>
+            <w:tcW w:type="dxa" w:w="2880"/>
+          </w:tcPr>
+          <w:p>
+            <w:r>
+              <w:rPr>
+                <w:sz w:val="18"/>
+              </w:rPr>
+              <w:t>Randomization probability p — confirmed 0.5 for all participants, whole pilot</w:t>
             </w:r>
           </w:p>
         </w:tc>
@@ -1872,6 +3166,10 @@
     <w:name w:val="Normal"/>
     <w:qFormat/>
     <w:rsid w:val="00FC693F"/>
+    <w:rPr>
+      <w:rFonts w:ascii="Calibri" w:hAnsi="Calibri"/>
+      <w:sz w:val="22"/>
+    </w:rPr>
   </w:style>
   <w:style w:type="paragraph" w:styleId="Header">
     <w:name w:val="header"/>

--- a/Resources/TODO.docx
+++ b/Resources/TODO.docx
@@ -36,12 +36,31 @@
         <w:pStyle w:val="Heading1"/>
       </w:pPr>
       <w:r>
-        <w:t>Mobile App Gaps (2026-07-31 re-review)</w:t>
+        <w:t>Mobile App Gaps</w:t>
       </w:r>
     </w:p>
     <w:p>
       <w:r>
-        <w:t xml:space="preserve">Sai's real mobile app is now merged into </w:t>
+        <w:t xml:space="preserve">Active development branch: </w:t>
+      </w:r>
+      <w:r>
+        <w:rPr>
+          <w:b/>
+        </w:rPr>
+        <w:t>`mobile-app-gaps`</w:t>
+      </w:r>
+      <w:r>
+        <w:t xml:space="preserve"> (</w:t>
+      </w:r>
+      <w:r>
+        <w:rPr>
+          <w:rFonts w:ascii="Consolas" w:hAnsi="Consolas"/>
+          <w:sz w:val="20"/>
+        </w:rPr>
+        <w:t>mobile-code-replacement</w:t>
+      </w:r>
+      <w:r>
+        <w:t xml:space="preserve"> is retired — its content is merged into </w:t>
       </w:r>
       <w:r>
         <w:rPr>
@@ -51,66 +70,27 @@
         <w:t>main</w:t>
       </w:r>
       <w:r>
-        <w:t xml:space="preserve"> (via </w:t>
+        <w:t xml:space="preserve">, don't develop there). Full current gap list, kept up to date as work lands: </w:t>
       </w:r>
       <w:r>
         <w:rPr>
           <w:rFonts w:ascii="Consolas" w:hAnsi="Consolas"/>
           <w:sz w:val="20"/>
         </w:rPr>
-        <w:t>mobile-only-update</w:t>
+        <w:t>docs/mobile-app-gaps.md</w:t>
       </w:r>
       <w:r>
-        <w:t xml:space="preserve"> → </w:t>
+        <w:t xml:space="preserve"> / </w:t>
       </w:r>
       <w:r>
         <w:rPr>
           <w:rFonts w:ascii="Consolas" w:hAnsi="Consolas"/>
           <w:sz w:val="20"/>
         </w:rPr>
-        <w:t>mobile-app-gaps</w:t>
+        <w:t>Resources/REACT_Mobile_App_Gaps.docx</w:t>
       </w:r>
       <w:r>
-        <w:t xml:space="preserve"> → PR #25, 2026-07-30/31). Full writeup: </w:t>
-      </w:r>
-      <w:r>
-        <w:rPr>
-          <w:rFonts w:ascii="Consolas" w:hAnsi="Consolas"/>
-          <w:sz w:val="20"/>
-        </w:rPr>
-        <w:t>docs/sai-handover-review-2026-07-28.md</w:t>
-      </w:r>
-      <w:r>
-        <w:t xml:space="preserve"> (see the "Update — 2026-07-31" section at the top). Ordered by severity:</w:t>
-      </w:r>
-    </w:p>
-    <w:p>
-      <w:pPr>
-        <w:pStyle w:val="Heading2"/>
-      </w:pPr>
-      <w:r>
-        <w:t>The app does not build</w:t>
-      </w:r>
-    </w:p>
-    <w:p>
-      <w:r>
-        <w:rPr>
-          <w:b/>
-        </w:rPr>
-        <w:t>File:</w:t>
-      </w:r>
-      <w:r>
-        <w:t xml:space="preserve"> </w:t>
-      </w:r>
-      <w:r>
-        <w:rPr>
-          <w:rFonts w:ascii="Consolas" w:hAnsi="Consolas"/>
-          <w:sz w:val="20"/>
-        </w:rPr>
-        <w:t>mobile/babel.config.js</w:t>
-      </w:r>
-      <w:r>
-        <w:t xml:space="preserve"> requires </w:t>
+        <w:t xml:space="preserve">. Top priority right now: the mobile app doesn't build at all (missing </w:t>
       </w:r>
       <w:r>
         <w:rPr>
@@ -120,957 +100,7 @@
         <w:t>babel-preset-expo</w:t>
       </w:r>
       <w:r>
-        <w:t xml:space="preserve">; </w:t>
-      </w:r>
-      <w:r>
-        <w:rPr>
-          <w:rFonts w:ascii="Consolas" w:hAnsi="Consolas"/>
-          <w:sz w:val="20"/>
-        </w:rPr>
-        <w:t>mobile/package.json</w:t>
-      </w:r>
-      <w:r>
-        <w:t xml:space="preserve"> </w:t>
-      </w:r>
-      <w:r>
-        <w:rPr>
-          <w:rFonts w:ascii="Consolas" w:hAnsi="Consolas"/>
-          <w:sz w:val="20"/>
-        </w:rPr>
-        <w:t>devDependencies</w:t>
-      </w:r>
-      <w:r>
-        <w:t xml:space="preserve"> only lists </w:t>
-      </w:r>
-      <w:r>
-        <w:rPr>
-          <w:rFonts w:ascii="Consolas" w:hAnsi="Consolas"/>
-          <w:sz w:val="20"/>
-        </w:rPr>
-        <w:t>@types/react</w:t>
-      </w:r>
-      <w:r>
-        <w:t xml:space="preserve"> and </w:t>
-      </w:r>
-      <w:r>
-        <w:rPr>
-          <w:rFonts w:ascii="Consolas" w:hAnsi="Consolas"/>
-          <w:sz w:val="20"/>
-        </w:rPr>
-        <w:t>typescript</w:t>
-      </w:r>
-      <w:r>
-        <w:t xml:space="preserve">. </w:t>
-      </w:r>
-      <w:r>
-        <w:rPr>
-          <w:b/>
-        </w:rPr>
-        <w:t>Impact:</w:t>
-      </w:r>
-      <w:r>
-        <w:t xml:space="preserve"> </w:t>
-      </w:r>
-      <w:r>
-        <w:rPr>
-          <w:rFonts w:ascii="Consolas" w:hAnsi="Consolas"/>
-          <w:sz w:val="20"/>
-        </w:rPr>
-        <w:t>npx expo export</w:t>
-      </w:r>
-      <w:r>
-        <w:t xml:space="preserve"> / </w:t>
-      </w:r>
-      <w:r>
-        <w:rPr>
-          <w:rFonts w:ascii="Consolas" w:hAnsi="Consolas"/>
-          <w:sz w:val="20"/>
-        </w:rPr>
-        <w:t>npx expo start</w:t>
-      </w:r>
-      <w:r>
-        <w:t xml:space="preserve"> / any EAS build fails immediately with </w:t>
-      </w:r>
-      <w:r>
-        <w:rPr>
-          <w:rFonts w:ascii="Consolas" w:hAnsi="Consolas"/>
-          <w:sz w:val="20"/>
-        </w:rPr>
-        <w:t>Cannot find module 'babel-preset-expo'</w:t>
-      </w:r>
-      <w:r>
-        <w:t xml:space="preserve">. Nothing else about the mobile app can be verified until this is fixed. </w:t>
-      </w:r>
-      <w:r>
-        <w:rPr>
-          <w:b/>
-        </w:rPr>
-        <w:t>Fix:</w:t>
-      </w:r>
-      <w:r>
-        <w:t xml:space="preserve"> </w:t>
-      </w:r>
-      <w:r>
-        <w:rPr>
-          <w:rFonts w:ascii="Consolas" w:hAnsi="Consolas"/>
-          <w:sz w:val="20"/>
-        </w:rPr>
-        <w:t>npm install --save-dev babel-preset-expo</w:t>
-      </w:r>
-      <w:r>
-        <w:t xml:space="preserve"> in </w:t>
-      </w:r>
-      <w:r>
-        <w:rPr>
-          <w:rFonts w:ascii="Consolas" w:hAnsi="Consolas"/>
-          <w:sz w:val="20"/>
-        </w:rPr>
-        <w:t>mobile/</w:t>
-      </w:r>
-      <w:r>
-        <w:t>.</w:t>
-      </w:r>
-    </w:p>
-    <w:p>
-      <w:pPr>
-        <w:pStyle w:val="Heading2"/>
-      </w:pPr>
-      <w:r>
-        <w:t>No EMA submission anywhere (biggest functional gap)</w:t>
-      </w:r>
-    </w:p>
-    <w:p>
-      <w:r>
-        <w:rPr>
-          <w:b/>
-        </w:rPr>
-        <w:t>File:</w:t>
-      </w:r>
-      <w:r>
-        <w:t xml:space="preserve"> </w:t>
-      </w:r>
-      <w:r>
-        <w:rPr>
-          <w:rFonts w:ascii="Consolas" w:hAnsi="Consolas"/>
-          <w:sz w:val="20"/>
-        </w:rPr>
-        <w:t>mobile/src/screens/ComposeScreen.tsx</w:t>
-      </w:r>
-      <w:r>
-        <w:t xml:space="preserve"> </w:t>
-      </w:r>
-      <w:r>
-        <w:rPr>
-          <w:b/>
-        </w:rPr>
-        <w:t>Status:</w:t>
-      </w:r>
-      <w:r>
-        <w:t xml:space="preserve"> Free-text box with keystroke telemetry only; </w:t>
-      </w:r>
-      <w:r>
-        <w:rPr>
-          <w:rFonts w:ascii="Consolas" w:hAnsi="Consolas"/>
-          <w:sz w:val="20"/>
-        </w:rPr>
-        <w:t>ema.submit()</w:t>
-      </w:r>
-      <w:r>
-        <w:t xml:space="preserve"> is defined in </w:t>
-      </w:r>
-      <w:r>
-        <w:rPr>
-          <w:rFonts w:ascii="Consolas" w:hAnsi="Consolas"/>
-          <w:sz w:val="20"/>
-        </w:rPr>
-        <w:t>mobile/src/api/endpoints.ts</w:t>
-      </w:r>
-      <w:r>
-        <w:t xml:space="preserve"> and never called; no mood/stress/energy input UI exists. </w:t>
-      </w:r>
-      <w:r>
-        <w:rPr>
-          <w:b/>
-        </w:rPr>
-        <w:t>Impact:</w:t>
-      </w:r>
-      <w:r>
-        <w:t xml:space="preserve"> No real EMA data can reach the decision engine at all. </w:t>
-      </w:r>
-      <w:r>
-        <w:rPr>
-          <w:b/>
-        </w:rPr>
-        <w:t>Assigned:</w:t>
-      </w:r>
-      <w:r>
-        <w:t xml:space="preserve"> Shawnick's first task (</w:t>
-      </w:r>
-      <w:r>
-        <w:rPr>
-          <w:rFonts w:ascii="Consolas" w:hAnsi="Consolas"/>
-          <w:sz w:val="20"/>
-        </w:rPr>
-        <w:t>docs/shawnick-onboarding.md</w:t>
-      </w:r>
-      <w:r>
-        <w:t>).</w:t>
-      </w:r>
-    </w:p>
-    <w:p>
-      <w:pPr>
-        <w:pStyle w:val="Heading2"/>
-      </w:pPr>
-      <w:r>
-        <w:t>Auth token refresh is broken and fails silently</w:t>
-      </w:r>
-    </w:p>
-    <w:p>
-      <w:r>
-        <w:rPr>
-          <w:b/>
-        </w:rPr>
-        <w:t>Files:</w:t>
-      </w:r>
-      <w:r>
-        <w:t xml:space="preserve"> </w:t>
-      </w:r>
-      <w:r>
-        <w:rPr>
-          <w:rFonts w:ascii="Consolas" w:hAnsi="Consolas"/>
-          <w:sz w:val="20"/>
-        </w:rPr>
-        <w:t>mobile/src/api/client.ts</w:t>
-      </w:r>
-      <w:r>
-        <w:t xml:space="preserve">, </w:t>
-      </w:r>
-      <w:r>
-        <w:rPr>
-          <w:rFonts w:ascii="Consolas" w:hAnsi="Consolas"/>
-          <w:sz w:val="20"/>
-        </w:rPr>
-        <w:t>mobile/src/store/authStore.ts</w:t>
-      </w:r>
-      <w:r>
-        <w:t xml:space="preserve"> </w:t>
-      </w:r>
-      <w:r>
-        <w:rPr>
-          <w:b/>
-        </w:rPr>
-        <w:t>Status:</w:t>
-      </w:r>
-      <w:r>
-        <w:t xml:space="preserve"> Both call backend routes that don't exist — </w:t>
-      </w:r>
-      <w:r>
-        <w:rPr>
-          <w:rFonts w:ascii="Consolas" w:hAnsi="Consolas"/>
-          <w:sz w:val="20"/>
-        </w:rPr>
-        <w:t>/auth/token/refresh/</w:t>
-      </w:r>
-      <w:r>
-        <w:t xml:space="preserve"> and </w:t>
-      </w:r>
-      <w:r>
-        <w:rPr>
-          <w:rFonts w:ascii="Consolas" w:hAnsi="Consolas"/>
-          <w:sz w:val="20"/>
-        </w:rPr>
-        <w:t>/auth/me/</w:t>
-      </w:r>
-      <w:r>
-        <w:t xml:space="preserve"> are not registered in </w:t>
-      </w:r>
-      <w:r>
-        <w:rPr>
-          <w:rFonts w:ascii="Consolas" w:hAnsi="Consolas"/>
-          <w:sz w:val="20"/>
-        </w:rPr>
-        <w:t>backend/project/urls.py</w:t>
-      </w:r>
-      <w:r>
-        <w:t>. Access tokens expire after 30 minutes (</w:t>
-      </w:r>
-      <w:r>
-        <w:rPr>
-          <w:rFonts w:ascii="Consolas" w:hAnsi="Consolas"/>
-          <w:sz w:val="20"/>
-        </w:rPr>
-        <w:t>SIMPLE_JWT.ACCESS_TOKEN_LIFETIME</w:t>
-      </w:r>
-      <w:r>
-        <w:t xml:space="preserve">). On failure the client clears local tokens but never logs the Zustand store out, so the UI keeps showing the app as logged in while every API call 401s silently. </w:t>
-      </w:r>
-      <w:r>
-        <w:rPr>
-          <w:b/>
-        </w:rPr>
-        <w:t>Action needed:</w:t>
-      </w:r>
-      <w:r>
-        <w:t xml:space="preserve"> Design decision — add the backend endpoints, or simplify the client.</w:t>
-      </w:r>
-    </w:p>
-    <w:p>
-      <w:pPr>
-        <w:pStyle w:val="Heading2"/>
-      </w:pPr>
-      <w:r>
-        <w:t>Receipt round trip — half fixed</w:t>
-      </w:r>
-    </w:p>
-    <w:p>
-      <w:r>
-        <w:rPr>
-          <w:b/>
-        </w:rPr>
-        <w:t>Status:</w:t>
-      </w:r>
-      <w:r>
-        <w:t xml:space="preserve"> Tyler added a </w:t>
-      </w:r>
-      <w:r>
-        <w:rPr>
-          <w:rFonts w:ascii="Consolas" w:hAnsi="Consolas"/>
-          <w:sz w:val="20"/>
-        </w:rPr>
-        <w:t>POST /jitai/receipt/</w:t>
-      </w:r>
-      <w:r>
-        <w:t xml:space="preserve"> call (2026-07-31), but only inside the foreground </w:t>
-      </w:r>
-      <w:r>
-        <w:rPr>
-          <w:rFonts w:ascii="Consolas" w:hAnsi="Consolas"/>
-          <w:sz w:val="20"/>
-        </w:rPr>
-        <w:t>addNotificationReceivedListener</w:t>
-      </w:r>
-      <w:r>
-        <w:t xml:space="preserve"> (</w:t>
-      </w:r>
-      <w:r>
-        <w:rPr>
-          <w:rFonts w:ascii="Consolas" w:hAnsi="Consolas"/>
-          <w:sz w:val="20"/>
-        </w:rPr>
-        <w:t>mobile/App.tsx</w:t>
-      </w:r>
-      <w:r>
-        <w:t>). The tap/response listener — phone elsewhere, participant taps the notification later — still only logs engagement, never posts a receipt. Given these are silent, data-only pushes, the foreground path may rarely fire in practice, especially on iOS.</w:t>
-      </w:r>
-    </w:p>
-    <w:p>
-      <w:pPr>
-        <w:pStyle w:val="Heading2"/>
-      </w:pPr>
-      <w:r>
-        <w:t>Orphaned legacy code</w:t>
-      </w:r>
-    </w:p>
-    <w:p>
-      <w:r>
-        <w:rPr>
-          <w:b/>
-        </w:rPr>
-        <w:t>Files:</w:t>
-      </w:r>
-      <w:r>
-        <w:t xml:space="preserve"> </w:t>
-      </w:r>
-      <w:r>
-        <w:rPr>
-          <w:rFonts w:ascii="Consolas" w:hAnsi="Consolas"/>
-          <w:sz w:val="20"/>
-        </w:rPr>
-        <w:t>mobile/app/</w:t>
-      </w:r>
-      <w:r>
-        <w:t xml:space="preserve">, </w:t>
-      </w:r>
-      <w:r>
-        <w:rPr>
-          <w:rFonts w:ascii="Consolas" w:hAnsi="Consolas"/>
-          <w:sz w:val="20"/>
-        </w:rPr>
-        <w:t>mobile/components/</w:t>
-      </w:r>
-      <w:r>
-        <w:t xml:space="preserve">, </w:t>
-      </w:r>
-      <w:r>
-        <w:rPr>
-          <w:rFonts w:ascii="Consolas" w:hAnsi="Consolas"/>
-          <w:sz w:val="20"/>
-        </w:rPr>
-        <w:t>mobile/hooks/</w:t>
-      </w:r>
-      <w:r>
-        <w:t xml:space="preserve">, </w:t>
-      </w:r>
-      <w:r>
-        <w:rPr>
-          <w:rFonts w:ascii="Consolas" w:hAnsi="Consolas"/>
-          <w:sz w:val="20"/>
-        </w:rPr>
-        <w:t>mobile/constants/</w:t>
-      </w:r>
-      <w:r>
-        <w:t xml:space="preserve"> </w:t>
-      </w:r>
-      <w:r>
-        <w:rPr>
-          <w:b/>
-        </w:rPr>
-        <w:t>Status:</w:t>
-      </w:r>
-      <w:r>
-        <w:t xml:space="preserve"> Old HealthyGator/create-expo-app boilerplate, never deleted when Sai's app was merged in. Now fails to typecheck (23 errors) since </w:t>
-      </w:r>
-      <w:r>
-        <w:rPr>
-          <w:rFonts w:ascii="Consolas" w:hAnsi="Consolas"/>
-          <w:sz w:val="20"/>
-        </w:rPr>
-        <w:t>package.json</w:t>
-      </w:r>
-      <w:r>
-        <w:t xml:space="preserve"> dropped their dependencies (</w:t>
-      </w:r>
-      <w:r>
-        <w:rPr>
-          <w:rFonts w:ascii="Consolas" w:hAnsi="Consolas"/>
-          <w:sz w:val="20"/>
-        </w:rPr>
-        <w:t>expo-router</w:t>
-      </w:r>
-      <w:r>
-        <w:t xml:space="preserve">, </w:t>
-      </w:r>
-      <w:r>
-        <w:rPr>
-          <w:rFonts w:ascii="Consolas" w:hAnsi="Consolas"/>
-          <w:sz w:val="20"/>
-        </w:rPr>
-        <w:t>@react-navigation/native</w:t>
-      </w:r>
-      <w:r>
-        <w:t>, etc.). Delete — nothing references them.</w:t>
-      </w:r>
-    </w:p>
-    <w:p>
-      <w:pPr>
-        <w:pStyle w:val="Heading2"/>
-      </w:pPr>
-      <w:r>
-        <w:t>Expo Go cannot run this app; push notification native config gaps</w:t>
-      </w:r>
-    </w:p>
-    <w:p>
-      <w:r>
-        <w:rPr>
-          <w:b/>
-        </w:rPr>
-        <w:t>Status:</w:t>
-      </w:r>
-      <w:r>
-        <w:t xml:space="preserve"> </w:t>
-      </w:r>
-      <w:r>
-        <w:rPr>
-          <w:rFonts w:ascii="Consolas" w:hAnsi="Consolas"/>
-          <w:sz w:val="20"/>
-        </w:rPr>
-        <w:t>mobile/android/</w:t>
-      </w:r>
-      <w:r>
-        <w:t xml:space="preserve"> and </w:t>
-      </w:r>
-      <w:r>
-        <w:rPr>
-          <w:rFonts w:ascii="Consolas" w:hAnsi="Consolas"/>
-          <w:sz w:val="20"/>
-        </w:rPr>
-        <w:t>mobile/ios/</w:t>
-      </w:r>
-      <w:r>
-        <w:t xml:space="preserve"> native folders are committed (bare workflow, not gitignored/CNG) — Expo Go can't load a bare-workflow app regardless of anything else. Separately:</w:t>
-      </w:r>
-    </w:p>
-    <w:p>
-      <w:pPr>
-        <w:pStyle w:val="ListBullet"/>
-      </w:pPr>
-      <w:r>
-        <w:rPr>
-          <w:rFonts w:ascii="Consolas" w:hAnsi="Consolas"/>
-          <w:sz w:val="20"/>
-        </w:rPr>
-        <w:t>android/app/src/main/AndroidManifest.xml</w:t>
-      </w:r>
-      <w:r>
-        <w:t xml:space="preserve"> has no </w:t>
-      </w:r>
-      <w:r>
-        <w:rPr>
-          <w:rFonts w:ascii="Consolas" w:hAnsi="Consolas"/>
-          <w:sz w:val="20"/>
-        </w:rPr>
-        <w:t>POST_NOTIFICATIONS</w:t>
-      </w:r>
-      <w:r>
-        <w:t xml:space="preserve"> permission — required on Android 13+ for any notification to post at all.</w:t>
-      </w:r>
-    </w:p>
-    <w:p>
-      <w:pPr>
-        <w:pStyle w:val="ListBullet"/>
-      </w:pPr>
-      <w:r>
-        <w:rPr>
-          <w:rFonts w:ascii="Consolas" w:hAnsi="Consolas"/>
-          <w:sz w:val="20"/>
-        </w:rPr>
-        <w:t>ios/REACT/Info.plist</w:t>
-      </w:r>
-      <w:r>
-        <w:t xml:space="preserve"> has no </w:t>
-      </w:r>
-      <w:r>
-        <w:rPr>
-          <w:rFonts w:ascii="Consolas" w:hAnsi="Consolas"/>
-          <w:sz w:val="20"/>
-        </w:rPr>
-        <w:t>UIBackgroundModes: remote-notification</w:t>
-      </w:r>
-      <w:r>
-        <w:t xml:space="preserve"> — needed for the silent/background pushes this project's architecture depends on.</w:t>
-      </w:r>
-    </w:p>
-    <w:p>
-      <w:pPr>
-        <w:pStyle w:val="ListBullet"/>
-      </w:pPr>
-      <w:r>
-        <w:rPr>
-          <w:rFonts w:ascii="Consolas" w:hAnsi="Consolas"/>
-          <w:sz w:val="20"/>
-        </w:rPr>
-        <w:t>expo-doctor</w:t>
-      </w:r>
-      <w:r>
-        <w:t xml:space="preserve"> confirms </w:t>
-      </w:r>
-      <w:r>
-        <w:rPr>
-          <w:rFonts w:ascii="Consolas" w:hAnsi="Consolas"/>
-          <w:sz w:val="20"/>
-        </w:rPr>
-        <w:t>app.json</w:t>
-      </w:r>
-      <w:r>
-        <w:t xml:space="preserve">'s </w:t>
-      </w:r>
-      <w:r>
-        <w:rPr>
-          <w:rFonts w:ascii="Consolas" w:hAnsi="Consolas"/>
-          <w:sz w:val="20"/>
-        </w:rPr>
-        <w:t>ios</w:t>
-      </w:r>
-      <w:r>
-        <w:t>/</w:t>
-      </w:r>
-      <w:r>
-        <w:rPr>
-          <w:rFonts w:ascii="Consolas" w:hAnsi="Consolas"/>
-          <w:sz w:val="20"/>
-        </w:rPr>
-        <w:t>android</w:t>
-      </w:r>
-      <w:r>
-        <w:t>/</w:t>
-      </w:r>
-      <w:r>
-        <w:rPr>
-          <w:rFonts w:ascii="Consolas" w:hAnsi="Consolas"/>
-          <w:sz w:val="20"/>
-        </w:rPr>
-        <w:t>icon</w:t>
-      </w:r>
-      <w:r>
-        <w:t>/</w:t>
-      </w:r>
-      <w:r>
-        <w:rPr>
-          <w:rFonts w:ascii="Consolas" w:hAnsi="Consolas"/>
-          <w:sz w:val="20"/>
-        </w:rPr>
-        <w:t>orientation</w:t>
-      </w:r>
-      <w:r>
-        <w:t xml:space="preserve"> fields are now dead (ignored, since native folders exist and won't re-sync without </w:t>
-      </w:r>
-      <w:r>
-        <w:rPr>
-          <w:rFonts w:ascii="Consolas" w:hAnsi="Consolas"/>
-          <w:sz w:val="20"/>
-        </w:rPr>
-        <w:t>expo prebuild</w:t>
-      </w:r>
-      <w:r>
-        <w:t>).</w:t>
-      </w:r>
-    </w:p>
-    <w:p>
-      <w:pPr>
-        <w:pStyle w:val="Heading2"/>
-      </w:pPr>
-      <w:r>
-        <w:t>No enrollment / wearable-registration UI</w:t>
-      </w:r>
-    </w:p>
-    <w:p>
-      <w:r>
-        <w:t xml:space="preserve">Nothing in Login/Register/Compose calls </w:t>
-      </w:r>
-      <w:r>
-        <w:rPr>
-          <w:rFonts w:ascii="Consolas" w:hAnsi="Consolas"/>
-          <w:sz w:val="20"/>
-        </w:rPr>
-        <w:t>POST /wearable/</w:t>
-      </w:r>
-      <w:r>
-        <w:t xml:space="preserve"> or sets </w:t>
-      </w:r>
-      <w:r>
-        <w:rPr>
-          <w:rFonts w:ascii="Consolas" w:hAnsi="Consolas"/>
-          <w:sz w:val="20"/>
-        </w:rPr>
-        <w:t>is_enrolled=True</w:t>
-      </w:r>
-      <w:r>
-        <w:t>. Confirm with Sai whether this was planned as a separate flow.</w:t>
-      </w:r>
-    </w:p>
-    <w:p>
-      <w:pPr>
-        <w:pStyle w:val="Heading2"/>
-      </w:pPr>
-      <w:r>
-        <w:t>`BASE_URL` hardcoded to `'prod'`</w:t>
-      </w:r>
-    </w:p>
-    <w:p>
-      <w:r>
-        <w:rPr>
-          <w:b/>
-        </w:rPr>
-        <w:t>File:</w:t>
-      </w:r>
-      <w:r>
-        <w:t xml:space="preserve"> </w:t>
-      </w:r>
-      <w:r>
-        <w:rPr>
-          <w:rFonts w:ascii="Consolas" w:hAnsi="Consolas"/>
-          <w:sz w:val="20"/>
-        </w:rPr>
-        <w:t>mobile/src/api/config.ts</w:t>
-      </w:r>
-      <w:r>
-        <w:t xml:space="preserve"> — a </w:t>
-      </w:r>
-      <w:r>
-        <w:rPr>
-          <w:rFonts w:ascii="Consolas" w:hAnsi="Consolas"/>
-          <w:sz w:val="20"/>
-        </w:rPr>
-        <w:t>dev</w:t>
-      </w:r>
-      <w:r>
-        <w:t>/</w:t>
-      </w:r>
-      <w:r>
-        <w:rPr>
-          <w:rFonts w:ascii="Consolas" w:hAnsi="Consolas"/>
-          <w:sz w:val="20"/>
-        </w:rPr>
-        <w:t>prod</w:t>
-      </w:r>
-      <w:r>
-        <w:t xml:space="preserve"> switch already exists, just needs flipping.</w:t>
-      </w:r>
-    </w:p>
-    <w:p>
-      <w:pPr>
-        <w:pStyle w:val="Heading2"/>
-      </w:pPr>
-      <w:r>
-        <w:t>`backend/requirements_mac.txt` is broken</w:t>
-      </w:r>
-    </w:p>
-    <w:p>
-      <w:r>
-        <w:rPr>
-          <w:b/>
-        </w:rPr>
-        <w:t>Status:</w:t>
-      </w:r>
-      <w:r>
-        <w:t xml:space="preserve"> Missing </w:t>
-      </w:r>
-      <w:r>
-        <w:rPr>
-          <w:rFonts w:ascii="Consolas" w:hAnsi="Consolas"/>
-          <w:sz w:val="20"/>
-        </w:rPr>
-        <w:t>sentry_sdk</w:t>
-      </w:r>
-      <w:r>
-        <w:t xml:space="preserve">, </w:t>
-      </w:r>
-      <w:r>
-        <w:rPr>
-          <w:rFonts w:ascii="Consolas" w:hAnsi="Consolas"/>
-          <w:sz w:val="20"/>
-        </w:rPr>
-        <w:t>django-redis</w:t>
-      </w:r>
-      <w:r>
-        <w:t xml:space="preserve">, </w:t>
-      </w:r>
-      <w:r>
-        <w:rPr>
-          <w:rFonts w:ascii="Consolas" w:hAnsi="Consolas"/>
-          <w:sz w:val="20"/>
-        </w:rPr>
-        <w:t>djangorestframework_simplejwt</w:t>
-      </w:r>
-      <w:r>
-        <w:t xml:space="preserve">, </w:t>
-      </w:r>
-      <w:r>
-        <w:rPr>
-          <w:rFonts w:ascii="Consolas" w:hAnsi="Consolas"/>
-          <w:sz w:val="20"/>
-        </w:rPr>
-        <w:t>argon2-cffi</w:t>
-      </w:r>
-      <w:r>
-        <w:t xml:space="preserve">, and </w:t>
-      </w:r>
-      <w:r>
-        <w:rPr>
-          <w:rFonts w:ascii="Consolas" w:hAnsi="Consolas"/>
-          <w:sz w:val="20"/>
-        </w:rPr>
-        <w:t>psycopg</w:t>
-      </w:r>
-      <w:r>
-        <w:t xml:space="preserve">. A fresh Mac clone can't run </w:t>
-      </w:r>
-      <w:r>
-        <w:rPr>
-          <w:rFonts w:ascii="Consolas" w:hAnsi="Consolas"/>
-          <w:sz w:val="20"/>
-        </w:rPr>
-        <w:t>manage.py</w:t>
-      </w:r>
-      <w:r>
-        <w:t xml:space="preserve"> at all. ~10 minute fix — diff against </w:t>
-      </w:r>
-      <w:r>
-        <w:rPr>
-          <w:rFonts w:ascii="Consolas" w:hAnsi="Consolas"/>
-          <w:sz w:val="20"/>
-        </w:rPr>
-        <w:t>requirements.txt</w:t>
-      </w:r>
-      <w:r>
-        <w:t>.</w:t>
-      </w:r>
-    </w:p>
-    <w:p>
-      <w:pPr>
-        <w:pStyle w:val="Heading2"/>
-      </w:pPr>
-      <w:r>
-        <w:t>No missing-check-in / non-response detection</w:t>
-      </w:r>
-    </w:p>
-    <w:p>
-      <w:r>
-        <w:rPr>
-          <w:b/>
-        </w:rPr>
-        <w:t>File:</w:t>
-      </w:r>
-      <w:r>
-        <w:t xml:space="preserve"> </w:t>
-      </w:r>
-      <w:r>
-        <w:rPr>
-          <w:rFonts w:ascii="Consolas" w:hAnsi="Consolas"/>
-          <w:sz w:val="20"/>
-        </w:rPr>
-        <w:t>backend/app/tasks.py</w:t>
-      </w:r>
-      <w:r>
-        <w:t xml:space="preserve"> → </w:t>
-      </w:r>
-      <w:r>
-        <w:rPr>
-          <w:rFonts w:ascii="Consolas" w:hAnsi="Consolas"/>
-          <w:sz w:val="20"/>
-        </w:rPr>
-        <w:t>_evaluate_user()</w:t>
-      </w:r>
-      <w:r>
-        <w:t xml:space="preserve">, </w:t>
-      </w:r>
-      <w:r>
-        <w:rPr>
-          <w:rFonts w:ascii="Consolas" w:hAnsi="Consolas"/>
-          <w:sz w:val="20"/>
-        </w:rPr>
-        <w:t>backend/app/models.py</w:t>
-      </w:r>
-      <w:r>
-        <w:t xml:space="preserve"> → </w:t>
-      </w:r>
-      <w:r>
-        <w:rPr>
-          <w:rFonts w:ascii="Consolas" w:hAnsi="Consolas"/>
-          <w:sz w:val="20"/>
-        </w:rPr>
-        <w:t>EMA.status</w:t>
-      </w:r>
-      <w:r>
-        <w:t xml:space="preserve"> </w:t>
-      </w:r>
-      <w:r>
-        <w:rPr>
-          <w:rFonts w:ascii="Consolas" w:hAnsi="Consolas"/>
-          <w:sz w:val="20"/>
-        </w:rPr>
-        <w:t>EMA.status='expired'</w:t>
-      </w:r>
-      <w:r>
-        <w:t xml:space="preserve"> is declared but never assigned anywhere outside test fixtures.</w:t>
-      </w:r>
-    </w:p>
-    <w:p>
-      <w:pPr>
-        <w:pStyle w:val="Heading2"/>
-      </w:pPr>
-      <w:r>
-        <w:t>`trigger_signal` field always written `None`</w:t>
-      </w:r>
-    </w:p>
-    <w:p>
-      <w:r>
-        <w:rPr>
-          <w:b/>
-        </w:rPr>
-        <w:t>File:</w:t>
-      </w:r>
-      <w:r>
-        <w:t xml:space="preserve"> </w:t>
-      </w:r>
-      <w:r>
-        <w:rPr>
-          <w:rFonts w:ascii="Consolas" w:hAnsi="Consolas"/>
-          <w:sz w:val="20"/>
-        </w:rPr>
-        <w:t>backend/app/tasks.py:105</w:t>
-      </w:r>
-      <w:r>
-        <w:t xml:space="preserve">. Declared on </w:t>
-      </w:r>
-      <w:r>
-        <w:rPr>
-          <w:rFonts w:ascii="Consolas" w:hAnsi="Consolas"/>
-          <w:sz w:val="20"/>
-        </w:rPr>
-        <w:t>JITAILog</w:t>
-      </w:r>
-      <w:r>
-        <w:t>, never populated.</w:t>
-      </w:r>
-    </w:p>
-    <w:p>
-      <w:pPr>
-        <w:pStyle w:val="Heading2"/>
-      </w:pPr>
-      <w:r>
-        <w:t>`celery.py` disables TLS certificate verification for `rediss://`</w:t>
-      </w:r>
-    </w:p>
-    <w:p>
-      <w:r>
-        <w:rPr>
-          <w:b/>
-        </w:rPr>
-        <w:t>File:</w:t>
-      </w:r>
-      <w:r>
-        <w:t xml:space="preserve"> </w:t>
-      </w:r>
-      <w:r>
-        <w:rPr>
-          <w:rFonts w:ascii="Consolas" w:hAnsi="Consolas"/>
-          <w:sz w:val="20"/>
-        </w:rPr>
-        <w:t>backend/project/celery.py</w:t>
-      </w:r>
-      <w:r>
-        <w:t xml:space="preserve"> — </w:t>
-      </w:r>
-      <w:r>
-        <w:rPr>
-          <w:rFonts w:ascii="Consolas" w:hAnsi="Consolas"/>
-          <w:sz w:val="20"/>
-        </w:rPr>
-        <w:t>ssl_cert_reqs: ssl.CERT_NONE</w:t>
-      </w:r>
-      <w:r>
-        <w:t>. Flag for a security pass.</w:t>
-      </w:r>
-    </w:p>
-    <w:p>
-      <w:pPr>
-        <w:pStyle w:val="Heading2"/>
-      </w:pPr>
-      <w:r>
-        <w:t>`.env` doesn't document all required/optional variables</w:t>
-      </w:r>
-    </w:p>
-    <w:p>
-      <w:r>
-        <w:rPr>
-          <w:rFonts w:ascii="Consolas" w:hAnsi="Consolas"/>
-          <w:sz w:val="20"/>
-        </w:rPr>
-        <w:t>DASHBOARD_API_KEY</w:t>
-      </w:r>
-      <w:r>
-        <w:t xml:space="preserve"> and </w:t>
-      </w:r>
-      <w:r>
-        <w:rPr>
-          <w:rFonts w:ascii="Consolas" w:hAnsi="Consolas"/>
-          <w:sz w:val="20"/>
-        </w:rPr>
-        <w:t>JITAI_RANDOMIZATION_PROBABILITY</w:t>
-      </w:r>
-      <w:r>
-        <w:t xml:space="preserve"> both have code-level defaults but aren't documented anywhere.</w:t>
+        <w:t>), then no EMA submission UI, then the broken auth-refresh flow.</w:t>
       </w:r>
     </w:p>
     <w:p/>

--- a/Resources/TODO.docx
+++ b/Resources/TODO.docx
@@ -90,17 +90,7 @@
         <w:t>Resources/REACT_Mobile_App_Gaps.docx</w:t>
       </w:r>
       <w:r>
-        <w:t xml:space="preserve">. Top priority right now: the mobile app doesn't build at all (missing </w:t>
-      </w:r>
-      <w:r>
-        <w:rPr>
-          <w:rFonts w:ascii="Consolas" w:hAnsi="Consolas"/>
-          <w:sz w:val="20"/>
-        </w:rPr>
-        <w:t>babel-preset-expo</w:t>
-      </w:r>
-      <w:r>
-        <w:t>), then no EMA submission UI, then the broken auth-refresh flow.</w:t>
+        <w:t>. Build is fixed as of 2026-07-31. Top priority right now: no EMA submission UI, then pushes never showing real prompt content (no local prompt catalog on the mobile side — every push just says "📩 Notification"), then the broken auth-refresh flow.</w:t>
       </w:r>
     </w:p>
     <w:p/>

--- a/Resources/TODO.docx
+++ b/Resources/TODO.docx
@@ -12,25 +12,116 @@
     </w:p>
     <w:p>
       <w:r>
-        <w:rPr>
-          <w:b/>
-        </w:rPr>
-        <w:t>Last updated:</w:t>
-      </w:r>
-      <w:r>
-        <w:t xml:space="preserve"> 2026-07-31 </w:t>
-      </w:r>
-      <w:r>
-        <w:rPr>
-          <w:b/>
-        </w:rPr>
-        <w:t>Author:</w:t>
-      </w:r>
-      <w:r>
-        <w:t xml:space="preserve"> Dustin Nguyen — SMASH Research Lab, UF</w:t>
+        <w:t>Last updated: 2026-08-24 Author: Dustin Nguyen — SMASH Research Lab, UF</w:t>
       </w:r>
     </w:p>
     <w:p/>
+    <w:p>
+      <w:pPr>
+        <w:pStyle w:val="Heading1"/>
+      </w:pPr>
+      <w:r>
+        <w:t>This Week — Dr. Chang, 2026-08-19/20</w:t>
+      </w:r>
+    </w:p>
+    <w:p>
+      <w:pPr/>
+      <w:r>
+        <w:t>Core participant flow demo (due: this Friday, per Dr. Chang).</w:t>
+      </w:r>
+    </w:p>
+    <w:p>
+      <w:pPr>
+        <w:pStyle w:val="ListBullet"/>
+      </w:pPr>
+      <w:r>
+        <w:t>Backend is done and tested (item-bank rotation, JITAI volatility mapping, auth) — merged to main, 223/223 tests passing. The actual blocker is mobile: EMAScreen.tsx still reads item.label/min_value/max_value/response_type directly, which moved into each item's sub_items when the backend switched to the nested shape. Every item now fails the isAnswerable check, so the screen renders zero questions. Notification content is also still unbuilt (no local prompt-text catalog on mobile). Both are Shawnick's side, not backend — status reported to Dr. Chang 2026-08-19.</w:t>
+      </w:r>
+    </w:p>
+    <w:p>
+      <w:pPr>
+        <w:pStyle w:val="ListBullet"/>
+      </w:pPr>
+      <w:r>
+        <w:t>Eliana's message bank reconciliation — see 'Blocked on Team Deliverable' below.</w:t>
+      </w:r>
+    </w:p>
+    <w:p>
+      <w:pPr>
+        <w:pStyle w:val="ListBullet"/>
+      </w:pPr>
+      <w:r>
+        <w:t>B3 calendar (Keyes) — import_event_days management command is built and tested (backend/app/management/commands/import_event_days.py, supports --dry-run, upserts by date). Still waiting on Keyes' actual CSV to run for real and verify a game-day check-in shows the B3 block.</w:t>
+      </w:r>
+    </w:p>
+    <w:p>
+      <w:pPr>
+        <w:pStyle w:val="ListBullet"/>
+      </w:pPr>
+      <w:r>
+        <w:t>Test-record cleanup with Matt — user_id 397 ('APITest DeleteMe') + one other, flagged since the original EMA-rotation gap report, still not deleted from production. Needs explicit go-ahead before touching prod data — not done unilaterally.</w:t>
+      </w:r>
+    </w:p>
+    <w:p>
+      <w:pPr>
+        <w:pStyle w:val="ListBullet"/>
+      </w:pPr>
+      <w:r>
+        <w:t>Enrollment-day operations note — done: docs/enrollment-verification.md. Flags one honest caveat: wearable *sync* can't be verified yet since ingest_wearable_data is still an unimplemented stub (see Labfront blocker below) — only device *registration* is checkable today.</w:t>
+      </w:r>
+    </w:p>
+    <w:p>
+      <w:pPr>
+        <w:pStyle w:val="ListBullet"/>
+      </w:pPr>
+      <w:r>
+        <w:t>Methods paper + protocol paper — first pass due in 2 weeks (target: 2026-09-03). Source material: JITAI_Task_Overview.docx, REACT_API_Contract.docx, pipeline runbook. Not started.</w:t>
+      </w:r>
+    </w:p>
+    <w:p>
+      <w:pPr/>
+    </w:p>
+    <w:p>
+      <w:pPr>
+        <w:pStyle w:val="Heading2"/>
+      </w:pPr>
+      <w:r>
+        <w:t>Placeholder Values Pending PI Confirmation (check-in reminders)</w:t>
+      </w:r>
+    </w:p>
+    <w:p>
+      <w:pPr/>
+      <w:r>
+        <w:t>send_checkin_reminders shipped 2026-08-20 with placeholder constants in app/tasks.py — functional now, values below need Dr. Chang's actual numbers, not guessed defaults:</w:t>
+      </w:r>
+    </w:p>
+    <w:p>
+      <w:pPr>
+        <w:pStyle w:val="ListBullet"/>
+      </w:pPr>
+      <w:r>
+        <w:t>Daily check-in count: code caps at 4 (EMA_DAILY_CHECK_IN_CAP, unchanged from before this work); measures document says "about five to six times a day." These disagree — needs a ruling on which is correct before reminders are tuned further.</w:t>
+      </w:r>
+    </w:p>
+    <w:p>
+      <w:pPr>
+        <w:pStyle w:val="ListBullet"/>
+      </w:pPr>
+      <w:r>
+        <w:t>Reminder cooldown: placeholder 120 minutes (CHECKIN_REMINDER_COOLDOWN_MINUTES in app/tasks.py) between reminders if a participant doesn't respond.</w:t>
+      </w:r>
+    </w:p>
+    <w:p>
+      <w:pPr>
+        <w:pStyle w:val="ListBullet"/>
+      </w:pPr>
+      <w:r>
+        <w:t>Waking-hours window: placeholder 9am–9pm Eastern (CHECKIN_REMINDER_WINDOW_START_HOUR/END_HOUR in app/tasks.py) — no reminders sent outside this window.</w:t>
+      </w:r>
+    </w:p>
+    <w:p>
+      <w:pPr/>
+    </w:p>
     <w:p>
       <w:pPr>
         <w:pStyle w:val="Heading1"/>
@@ -456,6 +547,61 @@
       </w:r>
     </w:p>
     <w:p/>
+    <w:p>
+      <w:pPr>
+        <w:pStyle w:val="Heading1"/>
+      </w:pPr>
+      <w:r>
+        <w:t>Blocked on Team Deliverable</w:t>
+      </w:r>
+    </w:p>
+    <w:p>
+      <w:pPr>
+        <w:pStyle w:val="Heading2"/>
+      </w:pPr>
+      <w:r>
+        <w:t>Message Bank Reconciliation (Eliana Bacal)</w:t>
+      </w:r>
+    </w:p>
+    <w:p>
+      <w:pPr/>
+      <w:r>
+        <w:t>File: backend/app/data/REACTprompts.csv → notification_service._load_catalog() Status: JITAI prompt selection still runs on the raw, unverified CSV. Dr. Chang ruled (2026-08-19) that REACT_IRB01_Message_Bank_v1.docx governs delivery — the CSV isn't confirmed to match approved wording, so nothing currently selected should be treated as IRB-verified content.</w:t>
+      </w:r>
+    </w:p>
+    <w:p>
+      <w:pPr>
+        <w:pStyle w:val="ListBullet"/>
+      </w:pPr>
+      <w:r>
+        <w:t>Eliana owns: mapping the CSV against the message bank ID by ID, confirming overlapping prompts match word-for-word, flagging drift, marking each ID active vs. parked.</w:t>
+      </w:r>
+    </w:p>
+    <w:p>
+      <w:pPr>
+        <w:pStyle w:val="ListBullet"/>
+      </w:pPr>
+      <w:r>
+        <w:t>CSV entries that don't survive reconciliation get marked inactive, not deleted — library history preserved for a future HRV-spec amendment.</w:t>
+      </w:r>
+    </w:p>
+    <w:p>
+      <w:pPr>
+        <w:pStyle w:val="ListBullet"/>
+      </w:pPr>
+      <w:r>
+        <w:t>Her sheet currently shows only 2 deliverable prompts, which Dr. Chang flagged as implausibly low (the bank alone has 26 CBT/ACT + 4 active-control messages) — status check sent 2026-08-20, awaiting reply.</w:t>
+      </w:r>
+    </w:p>
+    <w:p>
+      <w:pPr/>
+      <w:r>
+        <w:t>When unblocked: swap notification_service._load_catalog()'s source to Eliana's reconciled file, add emotional-state eligibility matching, drinking/celebration context gating, the active-control arm, and the distress-signal override to the Section 11 resource card — none of that selection logic exists yet, only the raw random-choice pick from the Survey-tagged pool.</w:t>
+      </w:r>
+    </w:p>
+    <w:p>
+      <w:pPr/>
+    </w:p>
     <w:p>
       <w:pPr>
         <w:pStyle w:val="Heading1"/>
@@ -1391,6 +1537,87 @@
     <w:p/>
     <w:p>
       <w:pPr>
+        <w:pStyle w:val="Heading2"/>
+      </w:pPr>
+      <w:r>
+        <w:t>EMA Item-Bank Redesign, JITAI Volatility Fix, Check-in Reminders (2026-08-13 to 2026-08-20)</w:t>
+      </w:r>
+    </w:p>
+    <w:p>
+      <w:pPr/>
+      <w:r>
+        <w:t>Branch: data-analysis → main (PR #33). Files changed: app/models.py, app/ema_catalog.py (new), app/serializers.py, app/views.py, app/tasks.py, app/notification_service.py, app/admin.py, migrations 0039-0041. Test count: 197 → 223, all passing.</w:t>
+      </w:r>
+    </w:p>
+    <w:p>
+      <w:pPr>
+        <w:pStyle w:val="ListBullet"/>
+      </w:pPr>
+      <w:r>
+        <w:t>Auth refresh (/auth/token/refresh/, /auth/me/) — sessions no longer die at 30 minutes.</w:t>
+      </w:r>
+    </w:p>
+    <w:p>
+      <w:pPr>
+        <w:pStyle w:val="ListBullet"/>
+      </w:pPr>
+      <w:r>
+        <w:t>EMA rotation rebuilt to the real protocol rules: B1/B2 always, B3 gated by a new EventDay admin table (event calendar), B4-B7 balanced to appear at least twice a day, B6 forced into evening check-ins (8pm Eastern) and its 'plan to drink' sub-question limited to the first afternoon check-in (noon Eastern), B8 first-check-in-only.</w:t>
+      </w:r>
+    </w:p>
+    <w:p>
+      <w:pPr>
+        <w:pStyle w:val="ListBullet"/>
+      </w:pPr>
+      <w:r>
+        <w:t>Item bank fully redesigned: EMAItemResponse now stores ~50 real sub-questions across B1-B8 with mixed types (likert-7, likert-5, single choice, multi-select, yes/no, one open count), instead of one flat 1-7 value per item. Catalog lives in app/ema_catalog.py.</w:t>
+      </w:r>
+    </w:p>
+    <w:p>
+      <w:pPr>
+        <w:pStyle w:val="ListBullet"/>
+      </w:pPr>
+      <w:r>
+        <w:t>JITAI volatility mapping corrected to Dr. Chang's 3-component spec (mood = B1 valence, stress = B2 stress, energy = B1 arousal) — previous version (Tyler, 2026-08-17) averaged only 2 values and silently dropped mood to null.</w:t>
+      </w:r>
+    </w:p>
+    <w:p>
+      <w:pPr>
+        <w:pStyle w:val="ListBullet"/>
+      </w:pPr>
+      <w:r>
+        <w:t>Fixed a real timezone bug this work surfaced: day/hour-boundary checks were comparing against UTC instead of Eastern (settings.TIME_ZONE is UTC, and Django's __date lookup truncates using that, not any Python-side conversion). Caught via a real CI failure at the UTC/Eastern boundary, fixed, and verified against the exact failing condition.</w:t>
+      </w:r>
+    </w:p>
+    <w:p>
+      <w:pPr>
+        <w:pStyle w:val="ListBullet"/>
+      </w:pPr>
+      <w:r>
+        <w:t>send_checkin_reminders — new Celery Beat task, neutral 'time to check in' push, separate from JITAI intervention pushes. See placeholder values above.</w:t>
+      </w:r>
+    </w:p>
+    <w:p>
+      <w:pPr>
+        <w:pStyle w:val="ListBullet"/>
+      </w:pPr>
+      <w:r>
+        <w:t>import_event_days management command for the B3 calendar (CSV import, upserts by date).</w:t>
+      </w:r>
+    </w:p>
+    <w:p>
+      <w:pPr>
+        <w:pStyle w:val="ListBullet"/>
+      </w:pPr>
+      <w:r>
+        <w:t>Migration note: 0040 had to clear pre-redesign EMAItemResponse rows before adding the new unique constraint — those rows had no sub-item distinction and weren't convertible. Confirmed no real participant data existed anywhere at the time (collection hadn't started).</w:t>
+      </w:r>
+    </w:p>
+    <w:p>
+      <w:pPr/>
+    </w:p>
+    <w:p>
+      <w:pPr>
         <w:pStyle w:val="Heading1"/>
       </w:pPr>
       <w:r>

--- a/Resources/TODO.docx
+++ b/Resources/TODO.docx
@@ -86,13 +86,13 @@
         <w:pStyle w:val="Heading2"/>
       </w:pPr>
       <w:r>
-        <w:t>Placeholder Values Pending PI Confirmation (check-in reminders)</w:t>
+        <w:t>Check-In Reminders — Confirmed by Dr. Chang (2026-08-21)</w:t>
       </w:r>
     </w:p>
     <w:p>
       <w:pPr/>
       <w:r>
-        <w:t>send_checkin_reminders shipped 2026-08-20 with placeholder constants in app/tasks.py — functional now, values below need Dr. Chang's actual numbers, not guessed defaults:</w:t>
+        <w:t>send_checkin_reminders shipped 2026-08-20, redesigned 2026-08-21 per Dr. Chang's answers below. Two caps that were previously conflated are now separate constants — do not merge them back:</w:t>
       </w:r>
     </w:p>
     <w:p>
@@ -100,7 +100,7 @@
         <w:pStyle w:val="ListBullet"/>
       </w:pPr>
       <w:r>
-        <w:t>Daily check-in count: code caps at 4 (EMA_DAILY_CHECK_IN_CAP, unchanged from before this work); measures document says "about five to six times a day." These disagree — needs a ruling on which is correct before reminders are tuned further.</w:t>
+        <w:t>Two separate caps, not one: SCHEDULED_CHECK_IN_DAILY_CAP = 6 (the B1-B8 rotation check-ins, matching "about five to six times a day" in the measures document) and POST_PROMPT_CHECK_IN_DAILY_CAP = 4 (JITAI-triggered outcome-window check-ins, unchanged — this is a different constant from the JITAI intervention prompt cap in decision_engine.py, apply_decision_rules(max_prompts_per_day=4), which also stays 4 and was never part of this confusion).</w:t>
       </w:r>
     </w:p>
     <w:p>
@@ -108,7 +108,7 @@
         <w:pStyle w:val="ListBullet"/>
       </w:pPr>
       <w:r>
-        <w:t>Reminder cooldown: placeholder 120 minutes (CHECKIN_REMINDER_COOLDOWN_MINUTES in app/tasks.py) between reminders if a participant doesn't respond.</w:t>
+        <w:t>Reminder timing redesigned entirely — not a rolling cooldown. The 6 scheduled check-ins are fixed 2-hour slots across the notification window (9-11, 11-13, ... 19-21 Eastern). Each slot gets at most one reminder, 30 minutes after it opens (CHECKIN_REMINDER_DELAY_MINUTES in app/tasks.py), only if that slot's check-in hasn't already been completed. If it's still not done by the time the slot's window closes, the reminder lapses — no repeat nudging. Rationale (Dr. Chang): a missed check-in is data; repeated nudges both annoy participants and contaminate the missingness pattern. Every reminder is logged with its timestamp and which slot it was for (CheckinReminder.daily_count_at_send), so analysis can distinguish a check-in completed after a nudge from a spontaneous one. Guard: no reminder within 30 min of a JITAI intervention push ("one buzz at a time") — the existing 2-hour active-outcome-window skip already covers this with margin.</w:t>
       </w:r>
     </w:p>
     <w:p>
@@ -116,7 +116,7 @@
         <w:pStyle w:val="ListBullet"/>
       </w:pPr>
       <w:r>
-        <w:t>Waking-hours window: placeholder 9am–9pm Eastern (CHECKIN_REMINDER_WINDOW_START_HOUR/END_HOUR in app/tasks.py) — no reminders sent outside this window.</w:t>
+        <w:t>Notification window confirmed: 9am-9pm Eastern (default was already correct). Renamed the constant to NOTIFICATION_WINDOW_START_HOUR/END_HOUR per Dr. Chang — Abigail's wear-time denominator uses a separate "waking window" concept for a different purpose; do not reuse one constant for both.</w:t>
       </w:r>
     </w:p>
     <w:p>

--- a/Resources/TODO.docx
+++ b/Resources/TODO.docx
@@ -12,7 +12,7 @@
     </w:p>
     <w:p>
       <w:r>
-        <w:t>Last updated: 2026-08-24 Author: Dustin Nguyen — SMASH Research Lab, UF</w:t>
+        <w:t>Last updated: 2026-08-25 Author: Dustin Nguyen — SMASH Research Lab, UF</w:t>
       </w:r>
     </w:p>
     <w:p/>
@@ -566,7 +566,7 @@
     <w:p>
       <w:pPr/>
       <w:r>
-        <w:t>File: backend/app/data/REACTprompts.csv → notification_service._load_catalog() Status: JITAI prompt selection still runs on the raw, unverified CSV. Dr. Chang ruled (2026-08-19) that REACT_IRB01_Message_Bank_v1.docx governs delivery — the CSV isn't confirmed to match approved wording, so nothing currently selected should be treated as IRB-verified content.</w:t>
+        <w:t>File: backend/app/data/REACTprompts.csv → notification_service._load_catalog() Status: JITAI prompt selection still runs on the raw CSV. Root cause found 2026-08-25: the CSV's Telemetry/Survey 'Trigger Condition' field is an old engineering label for where a prompt idea came from, not a delivery rule — it was never part of IRB approval. The message bank's real trigger is emotional state (anger, anxiety, stress, low mood, conflict, urge/craving). Dr. Chang confirmed: route selection by emotional state, not by Telemetry/Survey — once wired, all 26 approved messages are the correct pool, not 2.</w:t>
       </w:r>
     </w:p>
     <w:p>
@@ -590,13 +590,13 @@
         <w:pStyle w:val="ListBullet"/>
       </w:pPr>
       <w:r>
-        <w:t>Her sheet currently shows only 2 deliverable prompts, which Dr. Chang flagged as implausibly low (the bank alone has 26 CBT/ACT + 4 active-control messages) — status check sent 2026-08-20, awaiting reply.</w:t>
+        <w:t>Her sheet showed only 2 deliverable prompts because it compared construct-specific CSV wording (drinking/eating-worded prompts) against the bank's generic messages and found no exact text match — that content was never supposed to exist as separate text; the protocol reuses the 26 generic messages via context tags instead. Confirmed wrong by Dr. Chang 2026-08-25. Those 12 CSV rows should be relabeled 'superseded', not 'not approved'. Partial progress 2026-08-27: of the 4 Urge/craving messages, Eliana confirmed P027 and P029 as drinking-tagged (generic urge wording); P006 and P008 ruled out as cyber-specific ('send this', 'opening the app' don't generalize to a drinking urge). Also flagged: the CSV's Goal Type column mislabels P008 as multi-construct — don't trust Goal Type for tagging elsewhere without checking wording.</w:t>
       </w:r>
     </w:p>
     <w:p>
       <w:pPr/>
       <w:r>
-        <w:t>When unblocked: swap notification_service._load_catalog()'s source to Eliana's reconciled file, add emotional-state eligibility matching, drinking/celebration context gating, the active-control arm, and the distress-signal override to the Section 11 resource card — none of that selection logic exists yet, only the raw random-choice pick from the Survey-tagged pool.</w:t>
+        <w:t>When unblocked: swap notification_service._load_catalog()'s source to Eliana's reconciled file, wire emotional-state eligibility matching in select_prompt(), and point notification_service._CONTROL_CATALOG at her C001-C004 entries. Still needed from Eliana: the remaining 22 messages (outside Urge/craving) confirmed as general-purpose or not, the celebration-tagging structure (same P027/P029 pair under a different gate, or a separate set — open question for Dr. Chang, since it's a study-design call not a content one), and the C001-C004 active-control rows, same status columns as the rest. Gate conservatively — exclude — for any message ID not yet mapped. Section 11 override also broadened 2026-08-25 — consent form's distress-response promise isn't limited to baseline items, so momentary B-item check-ins need a trigger too, drafted with Eliana and signed off by Dr. Chang before it goes live. See the new 'Prompt Feedback (C0) &amp; Message-Arm Randomization' entry below for what's already built.</w:t>
       </w:r>
     </w:p>
     <w:p>
@@ -1618,6 +1618,44 @@
     </w:p>
     <w:p>
       <w:pPr>
+        <w:pStyle w:val="Heading2"/>
+      </w:pPr>
+      <w:r>
+        <w:t>Prompt Feedback (C0) &amp; Message-Arm Randomization (2026-08-25)</w:t>
+      </w:r>
+    </w:p>
+    <w:p>
+      <w:pPr/>
+      <w:r>
+        <w:t>Files changed: app/ema_catalog.py, app/models.py, app/notification_service.py, app/tasks.py, app/serializers.py, app/views.py, app/tests.py, migration 0042. Not yet committed. Test count: 227, all passing.</w:t>
+      </w:r>
+    </w:p>
+    <w:p>
+      <w:pPr>
+        <w:pStyle w:val="ListBullet"/>
+      </w:pPr>
+      <w:r>
+        <w:t>C0 quick rating — reuses EMA/EMAItemResponse (new 'prompt_feedback' ema_type + 'dismissed' status) instead of a new table. EMANextView now offers it right after any delivered JITAI prompt, ahead of the outcome-window survey; had to scope the existing has_window_response check to ema_type in ['post_prompt','extra_check_in'] so C0 answers don't get mistaken for the outcome-window survey being done.</w:t>
+      </w:r>
+    </w:p>
+    <w:p>
+      <w:pPr>
+        <w:pStyle w:val="ListBullet"/>
+      </w:pPr>
+      <w:r>
+        <w:t>Message-arm randomization — second 0.5/0.5 draw (coping vs. active control) on JITAILog (message_arm, arm_randomization_probability, arm_randomization_draw), only drawn when the existing send-decision draw says yes. select_control_prompt() added in notification_service.py, mirrors select_prompt()'s empty-pool guard — refuses to send rather than fabricate control content, since _CONTROL_CATALOG is empty pending Eliana's C001-C004.</w:t>
+      </w:r>
+    </w:p>
+    <w:p>
+      <w:pPr>
+        <w:pStyle w:val="ListBullet"/>
+      </w:pPr>
+      <w:r>
+        <w:t>Caught and fixed a real regression before it shipped: an early draft of the arm-randomization change only called select_prompt() when send_prompt was already True, which silently stopped recording eligible_prompt_ids on not-sent decision points — contradicts the documented MRT requirement that it's recorded at every eligible decision point. Fixed and covered by a new test.</w:t>
+      </w:r>
+    </w:p>
+    <w:p>
+      <w:pPr>
         <w:pStyle w:val="Heading1"/>
       </w:pPr>
       <w:r>
